--- a/ConstructionBilling.Api/Template/DeliveryChallan.docx
+++ b/ConstructionBilling.Api/Template/DeliveryChallan.docx
@@ -5,8 +5,8 @@
     <w:tbl>
       <w:tblPr>
         <w:tblStyle w:val="TableGrid"/>
-        <w:tblW w:w="10490" w:type="dxa"/>
-        <w:jc w:val="center"/>
+        <w:tblpPr w:leftFromText="180" w:rightFromText="180" w:horzAnchor="margin" w:tblpXSpec="center" w:tblpY="-600"/>
+        <w:tblW w:w="10360" w:type="dxa"/>
         <w:tblBorders>
           <w:insideV w:val="none" w:sz="0" w:space="0" w:color="auto"/>
         </w:tblBorders>
@@ -15,17 +15,16 @@
       </w:tblPr>
       <w:tblGrid>
         <w:gridCol w:w="6"/>
-        <w:gridCol w:w="5948"/>
-        <w:gridCol w:w="4536"/>
+        <w:gridCol w:w="5873"/>
+        <w:gridCol w:w="4481"/>
       </w:tblGrid>
       <w:tr>
         <w:trPr>
-          <w:trHeight w:val="1692"/>
-          <w:jc w:val="center"/>
+          <w:trHeight w:val="1548"/>
         </w:trPr>
         <w:tc>
           <w:tcPr>
-            <w:tcW w:w="5954" w:type="dxa"/>
+            <w:tcW w:w="5879" w:type="dxa"/>
             <w:gridSpan w:val="2"/>
             <w:tcBorders>
               <w:bottom w:val="single" w:sz="4" w:space="0" w:color="auto"/>
@@ -47,6 +46,7 @@
                 <w:szCs w:val="100"/>
               </w:rPr>
             </w:pPr>
+            <w:bookmarkStart w:id="0" w:name="_Hlk228887001"/>
             <w:r>
               <w:rPr>
                 <w:b/>
@@ -54,7 +54,7 @@
                 <w:color w:val="003399"/>
               </w:rPr>
               <w:drawing>
-                <wp:anchor distT="0" distB="0" distL="114300" distR="114300" simplePos="0" relativeHeight="251660288" behindDoc="1" locked="0" layoutInCell="1" allowOverlap="1" wp14:anchorId="06D14C8D" wp14:editId="26727439">
+                <wp:anchor distT="0" distB="0" distL="114300" distR="114300" simplePos="0" relativeHeight="251660288" behindDoc="1" locked="0" layoutInCell="1" allowOverlap="1" wp14:anchorId="12F375F6" wp14:editId="21011D62">
                   <wp:simplePos x="0" y="0"/>
                   <wp:positionH relativeFrom="column">
                     <wp:posOffset>-1</wp:posOffset>
@@ -114,17 +114,37 @@
             <w:pPr>
               <w:rPr>
                 <w:b/>
-                <w:sz w:val="20"/>
-                <w:szCs w:val="20"/>
-              </w:rPr>
-            </w:pPr>
-            <w:r>
-              <w:rPr>
-                <w:b/>
-                <w:sz w:val="20"/>
-                <w:szCs w:val="20"/>
-              </w:rPr>
-              <w:t>JKB ASH BRICKS</w:t>
+                <w:bCs/>
+              </w:rPr>
+            </w:pPr>
+            <w:r>
+              <w:rPr>
+                <w:rFonts w:ascii="Arial" w:hAnsi="Arial" w:cs="Arial"/>
+                <w:b/>
+                <w:bCs/>
+                <w:sz w:val="20"/>
+                <w:szCs w:val="20"/>
+              </w:rPr>
+              <w:t>&lt;</w:t>
+            </w:r>
+            <w:proofErr w:type="spellStart"/>
+            <w:r>
+              <w:rPr>
+                <w:rFonts w:ascii="Arial" w:hAnsi="Arial" w:cs="Arial"/>
+                <w:b/>
+                <w:bCs/>
+                <w:sz w:val="20"/>
+                <w:szCs w:val="20"/>
+              </w:rPr>
+              <w:t>CompanyName</w:t>
+            </w:r>
+            <w:proofErr w:type="spellEnd"/>
+            <w:r>
+              <w:rPr>
+                <w:b/>
+                <w:bCs/>
+              </w:rPr>
+              <w:t>&gt;</w:t>
             </w:r>
           </w:p>
           <w:p>
@@ -190,7 +210,7 @@
         </w:tc>
         <w:tc>
           <w:tcPr>
-            <w:tcW w:w="4536" w:type="dxa"/>
+            <w:tcW w:w="4481" w:type="dxa"/>
           </w:tcPr>
           <w:p>
             <w:pPr>
@@ -214,7 +234,7 @@
                 <w:noProof/>
               </w:rPr>
               <w:drawing>
-                <wp:anchor distT="0" distB="0" distL="114300" distR="114300" simplePos="0" relativeHeight="251659264" behindDoc="1" locked="0" layoutInCell="1" allowOverlap="1" wp14:anchorId="0FE16EA0" wp14:editId="565DA147">
+                <wp:anchor distT="0" distB="0" distL="114300" distR="114300" simplePos="0" relativeHeight="251659264" behindDoc="1" locked="0" layoutInCell="1" allowOverlap="1" wp14:anchorId="42D10939" wp14:editId="685BBAA1">
                   <wp:simplePos x="0" y="0"/>
                   <wp:positionH relativeFrom="column">
                     <wp:posOffset>1850390</wp:posOffset>
@@ -286,6 +306,7 @@
           </w:p>
           <w:p>
             <w:pPr>
+              <w:ind w:left="814"/>
               <w:rPr>
                 <w:rFonts w:cstheme="minorHAnsi"/>
               </w:rPr>
@@ -296,13 +317,13 @@
                 <w:b/>
                 <w:bCs/>
               </w:rPr>
-              <w:t>Email</w:t>
+              <w:t>Email:</w:t>
             </w:r>
             <w:r>
               <w:rPr>
                 <w:rFonts w:cstheme="minorHAnsi"/>
               </w:rPr>
-              <w:t>: &lt;</w:t>
+              <w:t xml:space="preserve"> &lt;</w:t>
             </w:r>
             <w:proofErr w:type="spellStart"/>
             <w:r>
@@ -321,6 +342,7 @@
           </w:p>
           <w:p>
             <w:pPr>
+              <w:ind w:firstLine="814"/>
               <w:rPr>
                 <w:sz w:val="24"/>
                 <w:szCs w:val="24"/>
@@ -352,12 +374,11 @@
       </w:tr>
       <w:tr>
         <w:trPr>
-          <w:trHeight w:val="453"/>
-          <w:jc w:val="center"/>
+          <w:trHeight w:val="414"/>
         </w:trPr>
         <w:tc>
           <w:tcPr>
-            <w:tcW w:w="5954" w:type="dxa"/>
+            <w:tcW w:w="5879" w:type="dxa"/>
             <w:gridSpan w:val="2"/>
             <w:tcBorders>
               <w:right w:val="single" w:sz="4" w:space="0" w:color="auto"/>
@@ -414,7 +435,7 @@
         </w:tc>
         <w:tc>
           <w:tcPr>
-            <w:tcW w:w="4536" w:type="dxa"/>
+            <w:tcW w:w="4481" w:type="dxa"/>
             <w:tcBorders>
               <w:left w:val="single" w:sz="4" w:space="0" w:color="auto"/>
             </w:tcBorders>
@@ -553,12 +574,11 @@
       </w:tr>
       <w:tr>
         <w:trPr>
-          <w:trHeight w:val="274"/>
-          <w:jc w:val="center"/>
+          <w:trHeight w:val="250"/>
         </w:trPr>
         <w:tc>
           <w:tcPr>
-            <w:tcW w:w="10490" w:type="dxa"/>
+            <w:tcW w:w="10360" w:type="dxa"/>
             <w:gridSpan w:val="3"/>
           </w:tcPr>
           <w:p>
@@ -614,13 +634,15 @@
         <w:trPr>
           <w:gridBefore w:val="1"/>
           <w:wBefore w:w="6" w:type="dxa"/>
-          <w:trHeight w:val="357"/>
-          <w:jc w:val="center"/>
+          <w:trHeight w:val="326"/>
         </w:trPr>
         <w:tc>
           <w:tcPr>
-            <w:tcW w:w="10484" w:type="dxa"/>
+            <w:tcW w:w="10354" w:type="dxa"/>
             <w:gridSpan w:val="2"/>
+            <w:tcBorders>
+              <w:bottom w:val="single" w:sz="4" w:space="0" w:color="auto"/>
+            </w:tcBorders>
           </w:tcPr>
           <w:p>
             <w:pPr>
@@ -668,6 +690,13 @@
                 <w:szCs w:val="20"/>
               </w:rPr>
               <w:t xml:space="preserve">   </w:t>
+            </w:r>
+            <w:r>
+              <w:rPr>
+                <w:sz w:val="20"/>
+                <w:szCs w:val="20"/>
+              </w:rPr>
+              <w:t>&gt;</w:t>
             </w:r>
           </w:p>
         </w:tc>
@@ -676,18 +705,20 @@
         <w:trPr>
           <w:gridBefore w:val="1"/>
           <w:wBefore w:w="6" w:type="dxa"/>
-          <w:trHeight w:val="1172"/>
-          <w:jc w:val="center"/>
+          <w:trHeight w:val="1072"/>
         </w:trPr>
         <w:tc>
           <w:tcPr>
-            <w:tcW w:w="10484" w:type="dxa"/>
+            <w:tcW w:w="10354" w:type="dxa"/>
             <w:gridSpan w:val="2"/>
+            <w:tcBorders>
+              <w:bottom w:val="single" w:sz="4" w:space="0" w:color="auto"/>
+            </w:tcBorders>
           </w:tcPr>
           <w:tbl>
             <w:tblPr>
               <w:tblStyle w:val="TableGrid"/>
-              <w:tblW w:w="10383" w:type="dxa"/>
+              <w:tblW w:w="10251" w:type="dxa"/>
               <w:tblBorders>
                 <w:top w:val="none" w:sz="0" w:space="0" w:color="auto"/>
                 <w:left w:val="none" w:sz="0" w:space="0" w:color="auto"/>
@@ -700,16 +731,20 @@
               <w:tblLook w:val="04A0" w:firstRow="1" w:lastRow="0" w:firstColumn="1" w:lastColumn="0" w:noHBand="0" w:noVBand="1"/>
             </w:tblPr>
             <w:tblGrid>
-              <w:gridCol w:w="5254"/>
-              <w:gridCol w:w="5129"/>
+              <w:gridCol w:w="5187"/>
+              <w:gridCol w:w="5064"/>
             </w:tblGrid>
             <w:tr>
+              <w:trPr>
+                <w:trHeight w:val="247"/>
+              </w:trPr>
               <w:tc>
                 <w:tcPr>
-                  <w:tcW w:w="5254" w:type="dxa"/>
+                  <w:tcW w:w="5187" w:type="dxa"/>
                 </w:tcPr>
                 <w:p>
                   <w:pPr>
+                    <w:framePr w:hSpace="180" w:wrap="around" w:hAnchor="margin" w:xAlign="center" w:y="-600"/>
                     <w:jc w:val="both"/>
                     <w:rPr>
                       <w:b/>
@@ -725,33 +760,45 @@
               </w:tc>
               <w:tc>
                 <w:tcPr>
-                  <w:tcW w:w="5129" w:type="dxa"/>
+                  <w:tcW w:w="5064" w:type="dxa"/>
                 </w:tcPr>
                 <w:p>
                   <w:pPr>
+                    <w:framePr w:hSpace="180" w:wrap="around" w:hAnchor="margin" w:xAlign="center" w:y="-600"/>
                     <w:jc w:val="right"/>
                     <w:rPr>
                       <w:b/>
+                      <w:bCs/>
                     </w:rPr>
                   </w:pPr>
                   <w:r>
                     <w:rPr>
+                      <w:rFonts w:ascii="Arial" w:hAnsi="Arial" w:cs="Arial"/>
                       <w:b/>
+                      <w:bCs/>
+                      <w:sz w:val="20"/>
+                      <w:szCs w:val="20"/>
                     </w:rPr>
-                    <w:t xml:space="preserve">For </w:t>
+                    <w:t>For &lt;</w:t>
                   </w:r>
+                  <w:proofErr w:type="spellStart"/>
+                  <w:r>
+                    <w:rPr>
+                      <w:rFonts w:ascii="Arial" w:hAnsi="Arial" w:cs="Arial"/>
+                      <w:b/>
+                      <w:bCs/>
+                      <w:sz w:val="20"/>
+                      <w:szCs w:val="20"/>
+                    </w:rPr>
+                    <w:t>CompanyName</w:t>
+                  </w:r>
+                  <w:proofErr w:type="spellEnd"/>
                   <w:r>
                     <w:rPr>
                       <w:b/>
                       <w:bCs/>
                     </w:rPr>
-                    <w:t>JKB BRICKS,</w:t>
-                  </w:r>
-                  <w:r>
-                    <w:rPr>
-                      <w:b/>
-                    </w:rPr>
-                    <w:t xml:space="preserve">  </w:t>
+                    <w:t xml:space="preserve">&gt;,  </w:t>
                   </w:r>
                 </w:p>
               </w:tc>
@@ -782,131 +829,55 @@
           </w:p>
         </w:tc>
       </w:tr>
-    </w:tbl>
-    <w:p>
-      <w:pPr>
-        <w:rPr>
-          <w:b/>
-          <w:bCs/>
-          <w:sz w:val="44"/>
-          <w:szCs w:val="44"/>
-        </w:rPr>
-      </w:pPr>
-    </w:p>
-    <w:p>
-      <w:pPr>
-        <w:rPr>
-          <w:b/>
-          <w:bCs/>
-          <w:sz w:val="44"/>
-          <w:szCs w:val="44"/>
-        </w:rPr>
-      </w:pPr>
-    </w:p>
-    <w:p>
-      <w:pPr>
-        <w:rPr>
-          <w:b/>
-          <w:bCs/>
-          <w:sz w:val="44"/>
-          <w:szCs w:val="44"/>
-        </w:rPr>
-      </w:pPr>
-    </w:p>
-    <w:p>
-      <w:pPr>
-        <w:rPr>
-          <w:b/>
-          <w:bCs/>
-          <w:sz w:val="44"/>
-          <w:szCs w:val="44"/>
-        </w:rPr>
-      </w:pPr>
-    </w:p>
-    <w:p>
-      <w:pPr>
-        <w:rPr>
-          <w:b/>
-          <w:bCs/>
-          <w:sz w:val="44"/>
-          <w:szCs w:val="44"/>
-        </w:rPr>
-      </w:pPr>
-    </w:p>
-    <w:p>
-      <w:pPr>
-        <w:rPr>
-          <w:b/>
-          <w:bCs/>
-          <w:sz w:val="44"/>
-          <w:szCs w:val="44"/>
-        </w:rPr>
-      </w:pPr>
-    </w:p>
-    <w:p>
-      <w:pPr>
-        <w:rPr>
-          <w:b/>
-          <w:bCs/>
-          <w:sz w:val="44"/>
-          <w:szCs w:val="44"/>
-        </w:rPr>
-      </w:pPr>
-    </w:p>
-    <w:p>
-      <w:pPr>
-        <w:rPr>
-          <w:b/>
-          <w:bCs/>
-          <w:sz w:val="44"/>
-          <w:szCs w:val="44"/>
-        </w:rPr>
-      </w:pPr>
-    </w:p>
-    <w:p>
-      <w:pPr>
-        <w:rPr>
-          <w:b/>
-          <w:bCs/>
-          <w:sz w:val="44"/>
-          <w:szCs w:val="44"/>
-        </w:rPr>
-      </w:pPr>
-    </w:p>
-    <w:p>
-      <w:pPr>
-        <w:rPr>
-          <w:b/>
-          <w:bCs/>
-          <w:sz w:val="44"/>
-          <w:szCs w:val="44"/>
-        </w:rPr>
-      </w:pPr>
-    </w:p>
-    <w:tbl>
-      <w:tblPr>
-        <w:tblStyle w:val="TableGrid"/>
-        <w:tblW w:w="10490" w:type="dxa"/>
-        <w:jc w:val="center"/>
-        <w:tblBorders>
-          <w:insideV w:val="none" w:sz="0" w:space="0" w:color="auto"/>
-        </w:tblBorders>
-        <w:tblLayout w:type="fixed"/>
-        <w:tblLook w:val="04A0" w:firstRow="1" w:lastRow="0" w:firstColumn="1" w:lastColumn="0" w:noHBand="0" w:noVBand="1"/>
-      </w:tblPr>
-      <w:tblGrid>
-        <w:gridCol w:w="6"/>
-        <w:gridCol w:w="5948"/>
-        <w:gridCol w:w="4536"/>
-      </w:tblGrid>
       <w:tr>
         <w:trPr>
-          <w:trHeight w:val="1692"/>
-          <w:jc w:val="center"/>
+          <w:gridBefore w:val="1"/>
+          <w:wBefore w:w="6" w:type="dxa"/>
+          <w:trHeight w:val="1072"/>
         </w:trPr>
         <w:tc>
           <w:tcPr>
-            <w:tcW w:w="5954" w:type="dxa"/>
+            <w:tcW w:w="10354" w:type="dxa"/>
+            <w:gridSpan w:val="2"/>
+            <w:tcBorders>
+              <w:top w:val="single" w:sz="4" w:space="0" w:color="auto"/>
+              <w:left w:val="nil"/>
+              <w:bottom w:val="nil"/>
+              <w:right w:val="nil"/>
+            </w:tcBorders>
+          </w:tcPr>
+          <w:p/>
+          <w:p/>
+          <w:p>
+            <w:pPr>
+              <w:jc w:val="center"/>
+              <w:rPr>
+                <w:b/>
+                <w:bCs/>
+                <w:sz w:val="40"/>
+                <w:szCs w:val="40"/>
+              </w:rPr>
+            </w:pPr>
+            <w:r>
+              <w:rPr>
+                <w:b/>
+                <w:bCs/>
+                <w:sz w:val="40"/>
+                <w:szCs w:val="40"/>
+              </w:rPr>
+              <w:t>DELIVERY CHALLAN</w:t>
+            </w:r>
+          </w:p>
+        </w:tc>
+      </w:tr>
+      <w:bookmarkEnd w:id="0"/>
+      <w:tr>
+        <w:trPr>
+          <w:trHeight w:val="1548"/>
+        </w:trPr>
+        <w:tc>
+          <w:tcPr>
+            <w:tcW w:w="5879" w:type="dxa"/>
             <w:gridSpan w:val="2"/>
             <w:tcBorders>
               <w:bottom w:val="single" w:sz="4" w:space="0" w:color="auto"/>
@@ -934,9 +905,8 @@
                 <w:noProof/>
                 <w:color w:val="003399"/>
               </w:rPr>
-              <w:lastRenderedPageBreak/>
               <w:drawing>
-                <wp:anchor distT="0" distB="0" distL="114300" distR="114300" simplePos="0" relativeHeight="251663360" behindDoc="1" locked="0" layoutInCell="1" allowOverlap="1" wp14:anchorId="6A9DDB1A" wp14:editId="44EB70E7">
+                <wp:anchor distT="0" distB="0" distL="114300" distR="114300" simplePos="0" relativeHeight="251663360" behindDoc="1" locked="0" layoutInCell="1" allowOverlap="1" wp14:anchorId="1520524F" wp14:editId="140250A8">
                   <wp:simplePos x="0" y="0"/>
                   <wp:positionH relativeFrom="column">
                     <wp:posOffset>-1</wp:posOffset>
@@ -947,7 +917,7 @@
                   <wp:extent cx="2211147" cy="693420"/>
                   <wp:effectExtent l="0" t="0" r="0" b="0"/>
                   <wp:wrapNone/>
-                  <wp:docPr id="389093276" name="Picture 389093276"/>
+                  <wp:docPr id="1514339032" name="Picture 1514339032"/>
                   <wp:cNvGraphicFramePr>
                     <a:graphicFrameLocks xmlns:a="http://schemas.openxmlformats.org/drawingml/2006/main" noChangeAspect="1"/>
                   </wp:cNvGraphicFramePr>
@@ -996,17 +966,37 @@
             <w:pPr>
               <w:rPr>
                 <w:b/>
-                <w:sz w:val="20"/>
-                <w:szCs w:val="20"/>
-              </w:rPr>
-            </w:pPr>
-            <w:r>
-              <w:rPr>
-                <w:b/>
-                <w:sz w:val="20"/>
-                <w:szCs w:val="20"/>
-              </w:rPr>
-              <w:t>JKB ASH BRICKS</w:t>
+                <w:bCs/>
+              </w:rPr>
+            </w:pPr>
+            <w:r>
+              <w:rPr>
+                <w:rFonts w:ascii="Arial" w:hAnsi="Arial" w:cs="Arial"/>
+                <w:b/>
+                <w:bCs/>
+                <w:sz w:val="20"/>
+                <w:szCs w:val="20"/>
+              </w:rPr>
+              <w:t>&lt;</w:t>
+            </w:r>
+            <w:proofErr w:type="spellStart"/>
+            <w:r>
+              <w:rPr>
+                <w:rFonts w:ascii="Arial" w:hAnsi="Arial" w:cs="Arial"/>
+                <w:b/>
+                <w:bCs/>
+                <w:sz w:val="20"/>
+                <w:szCs w:val="20"/>
+              </w:rPr>
+              <w:t>CompanyName</w:t>
+            </w:r>
+            <w:proofErr w:type="spellEnd"/>
+            <w:r>
+              <w:rPr>
+                <w:b/>
+                <w:bCs/>
+              </w:rPr>
+              <w:t>&gt;</w:t>
             </w:r>
           </w:p>
           <w:p>
@@ -1072,7 +1062,7 @@
         </w:tc>
         <w:tc>
           <w:tcPr>
-            <w:tcW w:w="4536" w:type="dxa"/>
+            <w:tcW w:w="4481" w:type="dxa"/>
           </w:tcPr>
           <w:p>
             <w:pPr>
@@ -1096,7 +1086,7 @@
                 <w:noProof/>
               </w:rPr>
               <w:drawing>
-                <wp:anchor distT="0" distB="0" distL="114300" distR="114300" simplePos="0" relativeHeight="251662336" behindDoc="1" locked="0" layoutInCell="1" allowOverlap="1" wp14:anchorId="17571C72" wp14:editId="03EB02AE">
+                <wp:anchor distT="0" distB="0" distL="114300" distR="114300" simplePos="0" relativeHeight="251662336" behindDoc="1" locked="0" layoutInCell="1" allowOverlap="1" wp14:anchorId="37DCFA19" wp14:editId="33736C59">
                   <wp:simplePos x="0" y="0"/>
                   <wp:positionH relativeFrom="column">
                     <wp:posOffset>1850390</wp:posOffset>
@@ -1107,7 +1097,7 @@
                   <wp:extent cx="142240" cy="167133"/>
                   <wp:effectExtent l="0" t="0" r="0" b="4445"/>
                   <wp:wrapNone/>
-                  <wp:docPr id="406861287" name="Picture 6" descr="Receiver"/>
+                  <wp:docPr id="1056964818" name="Picture 6" descr="Receiver"/>
                   <wp:cNvGraphicFramePr>
                     <a:graphicFrameLocks xmlns:a="http://schemas.openxmlformats.org/drawingml/2006/main" noChangeAspect="1"/>
                   </wp:cNvGraphicFramePr>
@@ -1168,6 +1158,7 @@
           </w:p>
           <w:p>
             <w:pPr>
+              <w:ind w:left="814"/>
               <w:rPr>
                 <w:rFonts w:cstheme="minorHAnsi"/>
               </w:rPr>
@@ -1178,13 +1169,13 @@
                 <w:b/>
                 <w:bCs/>
               </w:rPr>
-              <w:t>Email</w:t>
+              <w:t>Email:</w:t>
             </w:r>
             <w:r>
               <w:rPr>
                 <w:rFonts w:cstheme="minorHAnsi"/>
               </w:rPr>
-              <w:t>: &lt;</w:t>
+              <w:t xml:space="preserve"> &lt;</w:t>
             </w:r>
             <w:proofErr w:type="spellStart"/>
             <w:r>
@@ -1203,6 +1194,7 @@
           </w:p>
           <w:p>
             <w:pPr>
+              <w:ind w:firstLine="814"/>
               <w:rPr>
                 <w:sz w:val="24"/>
                 <w:szCs w:val="24"/>
@@ -1234,12 +1226,11 @@
       </w:tr>
       <w:tr>
         <w:trPr>
-          <w:trHeight w:val="453"/>
-          <w:jc w:val="center"/>
+          <w:trHeight w:val="414"/>
         </w:trPr>
         <w:tc>
           <w:tcPr>
-            <w:tcW w:w="5954" w:type="dxa"/>
+            <w:tcW w:w="5879" w:type="dxa"/>
             <w:gridSpan w:val="2"/>
             <w:tcBorders>
               <w:right w:val="single" w:sz="4" w:space="0" w:color="auto"/>
@@ -1296,7 +1287,7 @@
         </w:tc>
         <w:tc>
           <w:tcPr>
-            <w:tcW w:w="4536" w:type="dxa"/>
+            <w:tcW w:w="4481" w:type="dxa"/>
             <w:tcBorders>
               <w:left w:val="single" w:sz="4" w:space="0" w:color="auto"/>
             </w:tcBorders>
@@ -1435,12 +1426,11 @@
       </w:tr>
       <w:tr>
         <w:trPr>
-          <w:trHeight w:val="274"/>
-          <w:jc w:val="center"/>
+          <w:trHeight w:val="250"/>
         </w:trPr>
         <w:tc>
           <w:tcPr>
-            <w:tcW w:w="10490" w:type="dxa"/>
+            <w:tcW w:w="10360" w:type="dxa"/>
             <w:gridSpan w:val="3"/>
           </w:tcPr>
           <w:p>
@@ -1496,12 +1486,11 @@
         <w:trPr>
           <w:gridBefore w:val="1"/>
           <w:wBefore w:w="6" w:type="dxa"/>
-          <w:trHeight w:val="357"/>
-          <w:jc w:val="center"/>
+          <w:trHeight w:val="326"/>
         </w:trPr>
         <w:tc>
           <w:tcPr>
-            <w:tcW w:w="10484" w:type="dxa"/>
+            <w:tcW w:w="10354" w:type="dxa"/>
             <w:gridSpan w:val="2"/>
           </w:tcPr>
           <w:p>
@@ -1550,6 +1539,13 @@
                 <w:szCs w:val="20"/>
               </w:rPr>
               <w:t xml:space="preserve">   </w:t>
+            </w:r>
+            <w:r>
+              <w:rPr>
+                <w:sz w:val="20"/>
+                <w:szCs w:val="20"/>
+              </w:rPr>
+              <w:t>&gt;</w:t>
             </w:r>
           </w:p>
         </w:tc>
@@ -1558,18 +1554,17 @@
         <w:trPr>
           <w:gridBefore w:val="1"/>
           <w:wBefore w:w="6" w:type="dxa"/>
-          <w:trHeight w:val="1172"/>
-          <w:jc w:val="center"/>
+          <w:trHeight w:val="1072"/>
         </w:trPr>
         <w:tc>
           <w:tcPr>
-            <w:tcW w:w="10484" w:type="dxa"/>
+            <w:tcW w:w="10354" w:type="dxa"/>
             <w:gridSpan w:val="2"/>
           </w:tcPr>
           <w:tbl>
             <w:tblPr>
               <w:tblStyle w:val="TableGrid"/>
-              <w:tblW w:w="10383" w:type="dxa"/>
+              <w:tblW w:w="10251" w:type="dxa"/>
               <w:tblBorders>
                 <w:top w:val="none" w:sz="0" w:space="0" w:color="auto"/>
                 <w:left w:val="none" w:sz="0" w:space="0" w:color="auto"/>
@@ -1582,16 +1577,20 @@
               <w:tblLook w:val="04A0" w:firstRow="1" w:lastRow="0" w:firstColumn="1" w:lastColumn="0" w:noHBand="0" w:noVBand="1"/>
             </w:tblPr>
             <w:tblGrid>
-              <w:gridCol w:w="5254"/>
-              <w:gridCol w:w="5129"/>
+              <w:gridCol w:w="5187"/>
+              <w:gridCol w:w="5064"/>
             </w:tblGrid>
             <w:tr>
+              <w:trPr>
+                <w:trHeight w:val="247"/>
+              </w:trPr>
               <w:tc>
                 <w:tcPr>
-                  <w:tcW w:w="5254" w:type="dxa"/>
+                  <w:tcW w:w="5187" w:type="dxa"/>
                 </w:tcPr>
                 <w:p>
                   <w:pPr>
+                    <w:framePr w:hSpace="180" w:wrap="around" w:hAnchor="margin" w:xAlign="center" w:y="-600"/>
                     <w:jc w:val="both"/>
                     <w:rPr>
                       <w:b/>
@@ -1607,33 +1606,45 @@
               </w:tc>
               <w:tc>
                 <w:tcPr>
-                  <w:tcW w:w="5129" w:type="dxa"/>
+                  <w:tcW w:w="5064" w:type="dxa"/>
                 </w:tcPr>
                 <w:p>
                   <w:pPr>
+                    <w:framePr w:hSpace="180" w:wrap="around" w:hAnchor="margin" w:xAlign="center" w:y="-600"/>
                     <w:jc w:val="right"/>
                     <w:rPr>
                       <w:b/>
+                      <w:bCs/>
                     </w:rPr>
                   </w:pPr>
                   <w:r>
                     <w:rPr>
+                      <w:rFonts w:ascii="Arial" w:hAnsi="Arial" w:cs="Arial"/>
                       <w:b/>
+                      <w:bCs/>
+                      <w:sz w:val="20"/>
+                      <w:szCs w:val="20"/>
                     </w:rPr>
-                    <w:t xml:space="preserve">For </w:t>
+                    <w:t>For &lt;</w:t>
                   </w:r>
+                  <w:proofErr w:type="spellStart"/>
+                  <w:r>
+                    <w:rPr>
+                      <w:rFonts w:ascii="Arial" w:hAnsi="Arial" w:cs="Arial"/>
+                      <w:b/>
+                      <w:bCs/>
+                      <w:sz w:val="20"/>
+                      <w:szCs w:val="20"/>
+                    </w:rPr>
+                    <w:t>CompanyName</w:t>
+                  </w:r>
+                  <w:proofErr w:type="spellEnd"/>
                   <w:r>
                     <w:rPr>
                       <w:b/>
                       <w:bCs/>
                     </w:rPr>
-                    <w:t>JKB BRICKS,</w:t>
-                  </w:r>
-                  <w:r>
-                    <w:rPr>
-                      <w:b/>
-                    </w:rPr>
-                    <w:t xml:space="preserve">  </w:t>
+                    <w:t xml:space="preserve">&gt;,  </w:t>
                   </w:r>
                 </w:p>
               </w:tc>
@@ -1665,20 +1676,11 @@
         </w:tc>
       </w:tr>
     </w:tbl>
-    <w:p>
-      <w:pPr>
-        <w:rPr>
-          <w:b/>
-          <w:bCs/>
-          <w:sz w:val="44"/>
-          <w:szCs w:val="44"/>
-        </w:rPr>
-      </w:pPr>
-    </w:p>
+    <w:p/>
     <w:sectPr>
       <w:headerReference w:type="default" r:id="rId8"/>
       <w:pgSz w:w="11906" w:h="16838"/>
-      <w:pgMar w:top="1440" w:right="1440" w:bottom="1440" w:left="1440" w:header="708" w:footer="708" w:gutter="0"/>
+      <w:pgMar w:top="1440" w:right="1440" w:bottom="1440" w:left="1440" w:header="227" w:footer="340" w:gutter="0"/>
       <w:cols w:space="708"/>
       <w:docGrid w:linePitch="360"/>
     </w:sectPr>
@@ -2164,7 +2166,7 @@
   <w:style w:type="paragraph" w:default="1" w:styleId="Normal">
     <w:name w:val="Normal"/>
     <w:qFormat/>
-    <w:rsid w:val="00F75122"/>
+    <w:rsid w:val="005A5799"/>
   </w:style>
   <w:style w:type="paragraph" w:styleId="Heading1">
     <w:name w:val="heading 1"/>
@@ -2748,6 +2750,15 @@
     <w:link w:val="Footer"/>
     <w:uiPriority w:val="99"/>
     <w:rsid w:val="00F75122"/>
+  </w:style>
+  <w:style w:type="paragraph" w:styleId="NoSpacing">
+    <w:name w:val="No Spacing"/>
+    <w:uiPriority w:val="1"/>
+    <w:qFormat/>
+    <w:rsid w:val="00373B83"/>
+    <w:pPr>
+      <w:spacing w:after="0" w:line="240" w:lineRule="auto"/>
+    </w:pPr>
   </w:style>
 </w:styles>
 </file>

--- a/ConstructionBilling.Api/Template/DeliveryChallan.docx
+++ b/ConstructionBilling.Api/Template/DeliveryChallan.docx
@@ -2,11 +2,21 @@
 <file path=word/document.xml><?xml version="1.0" encoding="utf-8"?>
 <w:document xmlns:wpc="http://schemas.microsoft.com/office/word/2010/wordprocessingCanvas" xmlns:cx="http://schemas.microsoft.com/office/drawing/2014/chartex" xmlns:cx1="http://schemas.microsoft.com/office/drawing/2015/9/8/chartex" xmlns:cx2="http://schemas.microsoft.com/office/drawing/2015/10/21/chartex" xmlns:cx3="http://schemas.microsoft.com/office/drawing/2016/5/9/chartex" xmlns:cx4="http://schemas.microsoft.com/office/drawing/2016/5/10/chartex" xmlns:cx5="http://schemas.microsoft.com/office/drawing/2016/5/11/chartex" xmlns:cx6="http://schemas.microsoft.com/office/drawing/2016/5/12/chartex" xmlns:cx7="http://schemas.microsoft.com/office/drawing/2016/5/13/chartex" xmlns:cx8="http://schemas.microsoft.com/office/drawing/2016/5/14/chartex" xmlns:mc="http://schemas.openxmlformats.org/markup-compatibility/2006" xmlns:aink="http://schemas.microsoft.com/office/drawing/2016/ink" xmlns:am3d="http://schemas.microsoft.com/office/drawing/2017/model3d" xmlns:o="urn:schemas-microsoft-com:office:office" xmlns:oel="http://schemas.microsoft.com/office/2019/extlst" xmlns:r="http://schemas.openxmlformats.org/officeDocument/2006/relationships" xmlns:m="http://schemas.openxmlformats.org/officeDocument/2006/math" xmlns:v="urn:schemas-microsoft-com:vml" xmlns:wp14="http://schemas.microsoft.com/office/word/2010/wordprocessingDrawing" xmlns:wp="http://schemas.openxmlformats.org/drawingml/2006/wordprocessingDrawing" xmlns:w10="urn:schemas-microsoft-com:office:word" xmlns:w="http://schemas.openxmlformats.org/wordprocessingml/2006/main" xmlns:w14="http://schemas.microsoft.com/office/word/2010/wordml" xmlns:w15="http://schemas.microsoft.com/office/word/2012/wordml" xmlns:w16cex="http://schemas.microsoft.com/office/word/2018/wordml/cex" xmlns:w16cid="http://schemas.microsoft.com/office/word/2016/wordml/cid" xmlns:w16="http://schemas.microsoft.com/office/word/2018/wordml" xmlns:w16du="http://schemas.microsoft.com/office/word/2023/wordml/word16du" xmlns:w16sdtdh="http://schemas.microsoft.com/office/word/2020/wordml/sdtdatahash" xmlns:w16sdtfl="http://schemas.microsoft.com/office/word/2024/wordml/sdtformatlock" xmlns:w16se="http://schemas.microsoft.com/office/word/2015/wordml/symex" xmlns:wpg="http://schemas.microsoft.com/office/word/2010/wordprocessingGroup" xmlns:wpi="http://schemas.microsoft.com/office/word/2010/wordprocessingInk" xmlns:wne="http://schemas.microsoft.com/office/word/2006/wordml" xmlns:wps="http://schemas.microsoft.com/office/word/2010/wordprocessingShape" mc:Ignorable="w14 w15 w16se w16cid w16 w16cex w16sdtdh w16sdtfl w16du wp14">
   <w:body>
+    <w:p>
+      <w:pPr>
+        <w:rPr>
+          <w:b/>
+          <w:bCs/>
+          <w:sz w:val="28"/>
+          <w:szCs w:val="28"/>
+        </w:rPr>
+      </w:pPr>
+    </w:p>
     <w:tbl>
       <w:tblPr>
         <w:tblStyle w:val="TableGrid"/>
-        <w:tblpPr w:leftFromText="180" w:rightFromText="180" w:horzAnchor="margin" w:tblpXSpec="center" w:tblpY="-600"/>
-        <w:tblW w:w="10360" w:type="dxa"/>
+        <w:tblpPr w:leftFromText="180" w:rightFromText="180" w:vertAnchor="page" w:horzAnchor="margin" w:tblpXSpec="center" w:tblpY="831"/>
+        <w:tblW w:w="10990" w:type="dxa"/>
         <w:tblBorders>
           <w:insideV w:val="none" w:sz="0" w:space="0" w:color="auto"/>
         </w:tblBorders>
@@ -14,20 +24,58 @@
         <w:tblLook w:val="04A0" w:firstRow="1" w:lastRow="0" w:firstColumn="1" w:lastColumn="0" w:noHBand="0" w:noVBand="1"/>
       </w:tblPr>
       <w:tblGrid>
-        <w:gridCol w:w="6"/>
-        <w:gridCol w:w="5873"/>
-        <w:gridCol w:w="4481"/>
+        <w:gridCol w:w="6238"/>
+        <w:gridCol w:w="4752"/>
       </w:tblGrid>
       <w:tr>
         <w:trPr>
-          <w:trHeight w:val="1548"/>
+          <w:trHeight w:val="612"/>
         </w:trPr>
         <w:tc>
           <w:tcPr>
-            <w:tcW w:w="5879" w:type="dxa"/>
+            <w:tcW w:w="10990" w:type="dxa"/>
             <w:gridSpan w:val="2"/>
             <w:tcBorders>
+              <w:top w:val="nil"/>
+              <w:left w:val="nil"/>
+              <w:bottom w:val="nil"/>
+              <w:right w:val="nil"/>
+            </w:tcBorders>
+            <w:vAlign w:val="center"/>
+          </w:tcPr>
+          <w:p>
+            <w:pPr>
+              <w:spacing w:before="80" w:after="80"/>
+              <w:jc w:val="center"/>
+              <w:rPr>
+                <w:noProof/>
+                <w:sz w:val="28"/>
+                <w:szCs w:val="28"/>
+              </w:rPr>
+            </w:pPr>
+            <w:r>
+              <w:rPr>
+                <w:b/>
+                <w:bCs/>
+                <w:sz w:val="28"/>
+                <w:szCs w:val="28"/>
+              </w:rPr>
+              <w:t>DELIVERY CHALLAN</w:t>
+            </w:r>
+          </w:p>
+        </w:tc>
+      </w:tr>
+      <w:tr>
+        <w:trPr>
+          <w:trHeight w:val="1505"/>
+        </w:trPr>
+        <w:tc>
+          <w:tcPr>
+            <w:tcW w:w="6238" w:type="dxa"/>
+            <w:tcBorders>
+              <w:top w:val="single" w:sz="4" w:space="0" w:color="auto"/>
               <w:bottom w:val="single" w:sz="4" w:space="0" w:color="auto"/>
+              <w:right w:val="single" w:sz="4" w:space="0" w:color="auto"/>
             </w:tcBorders>
           </w:tcPr>
           <w:p>
@@ -46,7 +94,6 @@
                 <w:szCs w:val="100"/>
               </w:rPr>
             </w:pPr>
-            <w:bookmarkStart w:id="0" w:name="_Hlk228887001"/>
             <w:r>
               <w:rPr>
                 <w:b/>
@@ -54,7 +101,7 @@
                 <w:color w:val="003399"/>
               </w:rPr>
               <w:drawing>
-                <wp:anchor distT="0" distB="0" distL="114300" distR="114300" simplePos="0" relativeHeight="251660288" behindDoc="1" locked="0" layoutInCell="1" allowOverlap="1" wp14:anchorId="12F375F6" wp14:editId="21011D62">
+                <wp:anchor distT="0" distB="0" distL="114300" distR="114300" simplePos="0" relativeHeight="251660288" behindDoc="1" locked="0" layoutInCell="1" allowOverlap="1" wp14:anchorId="6D4B5FFC" wp14:editId="7FAE2CAC">
                   <wp:simplePos x="0" y="0"/>
                   <wp:positionH relativeFrom="column">
                     <wp:posOffset>-1</wp:posOffset>
@@ -210,7 +257,11 @@
         </w:tc>
         <w:tc>
           <w:tcPr>
-            <w:tcW w:w="4481" w:type="dxa"/>
+            <w:tcW w:w="4751" w:type="dxa"/>
+            <w:tcBorders>
+              <w:top w:val="single" w:sz="4" w:space="0" w:color="auto"/>
+              <w:left w:val="single" w:sz="4" w:space="0" w:color="auto"/>
+            </w:tcBorders>
           </w:tcPr>
           <w:p>
             <w:pPr>
@@ -234,7 +285,7 @@
                 <w:noProof/>
               </w:rPr>
               <w:drawing>
-                <wp:anchor distT="0" distB="0" distL="114300" distR="114300" simplePos="0" relativeHeight="251659264" behindDoc="1" locked="0" layoutInCell="1" allowOverlap="1" wp14:anchorId="42D10939" wp14:editId="685BBAA1">
+                <wp:anchor distT="0" distB="0" distL="114300" distR="114300" simplePos="0" relativeHeight="251659264" behindDoc="1" locked="0" layoutInCell="1" allowOverlap="1" wp14:anchorId="57F4B280" wp14:editId="6170C79E">
                   <wp:simplePos x="0" y="0"/>
                   <wp:positionH relativeFrom="column">
                     <wp:posOffset>1850390</wp:posOffset>
@@ -317,6 +368,46 @@
                 <w:b/>
                 <w:bCs/>
               </w:rPr>
+              <w:t xml:space="preserve"> </w:t>
+            </w:r>
+            <w:r>
+              <w:rPr>
+                <w:rFonts w:cstheme="minorHAnsi"/>
+                <w:b/>
+                <w:bCs/>
+              </w:rPr>
+              <w:t xml:space="preserve">  </w:t>
+            </w:r>
+            <w:r>
+              <w:rPr>
+                <w:rFonts w:cstheme="minorHAnsi"/>
+                <w:b/>
+                <w:bCs/>
+              </w:rPr>
+              <w:t xml:space="preserve">  </w:t>
+            </w:r>
+            <w:r>
+              <w:rPr>
+                <w:rFonts w:cstheme="minorHAnsi"/>
+                <w:b/>
+                <w:bCs/>
+              </w:rPr>
+              <w:t xml:space="preserve"> </w:t>
+            </w:r>
+            <w:r>
+              <w:rPr>
+                <w:rFonts w:cstheme="minorHAnsi"/>
+                <w:b/>
+                <w:bCs/>
+              </w:rPr>
+              <w:t xml:space="preserve"> </w:t>
+            </w:r>
+            <w:r>
+              <w:rPr>
+                <w:rFonts w:cstheme="minorHAnsi"/>
+                <w:b/>
+                <w:bCs/>
+              </w:rPr>
               <w:t>Email:</w:t>
             </w:r>
             <w:r>
@@ -348,6 +439,46 @@
                 <w:szCs w:val="24"/>
               </w:rPr>
             </w:pPr>
+            <w:r>
+              <w:rPr>
+                <w:rFonts w:cstheme="minorHAnsi"/>
+                <w:b/>
+                <w:bCs/>
+              </w:rPr>
+              <w:t xml:space="preserve">  </w:t>
+            </w:r>
+            <w:r>
+              <w:rPr>
+                <w:rFonts w:cstheme="minorHAnsi"/>
+                <w:b/>
+                <w:bCs/>
+              </w:rPr>
+              <w:t xml:space="preserve">  </w:t>
+            </w:r>
+            <w:r>
+              <w:rPr>
+                <w:rFonts w:cstheme="minorHAnsi"/>
+                <w:b/>
+                <w:bCs/>
+              </w:rPr>
+              <w:t xml:space="preserve"> </w:t>
+            </w:r>
+            <w:r>
+              <w:rPr>
+                <w:rFonts w:cstheme="minorHAnsi"/>
+                <w:b/>
+                <w:bCs/>
+              </w:rPr>
+              <w:t xml:space="preserve"> </w:t>
+            </w:r>
+            <w:r>
+              <w:rPr>
+                <w:rFonts w:cstheme="minorHAnsi"/>
+                <w:b/>
+                <w:bCs/>
+              </w:rPr>
+              <w:t xml:space="preserve"> </w:t>
+            </w:r>
             <w:r>
               <w:rPr>
                 <w:rFonts w:cstheme="minorHAnsi"/>
@@ -374,12 +505,11 @@
       </w:tr>
       <w:tr>
         <w:trPr>
-          <w:trHeight w:val="414"/>
+          <w:trHeight w:val="401"/>
         </w:trPr>
         <w:tc>
           <w:tcPr>
-            <w:tcW w:w="5879" w:type="dxa"/>
-            <w:gridSpan w:val="2"/>
+            <w:tcW w:w="6238" w:type="dxa"/>
             <w:tcBorders>
               <w:right w:val="single" w:sz="4" w:space="0" w:color="auto"/>
             </w:tcBorders>
@@ -435,7 +565,7 @@
         </w:tc>
         <w:tc>
           <w:tcPr>
-            <w:tcW w:w="4481" w:type="dxa"/>
+            <w:tcW w:w="4751" w:type="dxa"/>
             <w:tcBorders>
               <w:left w:val="single" w:sz="4" w:space="0" w:color="auto"/>
             </w:tcBorders>
@@ -444,41 +574,30 @@
             <w:pPr>
               <w:spacing w:line="276" w:lineRule="auto"/>
               <w:rPr>
-                <w:b/>
-                <w:bCs/>
-              </w:rPr>
-            </w:pPr>
-            <w:r>
-              <w:rPr>
-                <w:b/>
-                <w:bCs/>
-              </w:rPr>
-              <w:t>Delivery Challan</w:t>
-            </w:r>
-            <w:r>
-              <w:rPr>
-                <w:b/>
-                <w:bCs/>
-              </w:rPr>
-              <w:t xml:space="preserve"> No: </w:t>
-            </w:r>
-            <w:r>
-              <w:rPr>
-                <w:b/>
-              </w:rPr>
-              <w:t>&lt;</w:t>
+                <w:sz w:val="20"/>
+                <w:szCs w:val="20"/>
+              </w:rPr>
+            </w:pPr>
+            <w:r>
+              <w:rPr>
+                <w:sz w:val="20"/>
+                <w:szCs w:val="20"/>
+              </w:rPr>
+              <w:t>Delivery Challan No: &lt;</w:t>
             </w:r>
             <w:proofErr w:type="spellStart"/>
             <w:r>
               <w:rPr>
-                <w:b/>
+                <w:sz w:val="20"/>
+                <w:szCs w:val="20"/>
               </w:rPr>
               <w:t>DispatchDocNo</w:t>
             </w:r>
             <w:proofErr w:type="spellEnd"/>
             <w:r>
               <w:rPr>
-                <w:b/>
+                <w:sz w:val="20"/>
+                <w:szCs w:val="20"/>
               </w:rPr>
               <w:t>&gt;</w:t>
             </w:r>
@@ -487,36 +606,20 @@
             <w:pPr>
               <w:spacing w:line="276" w:lineRule="auto"/>
               <w:rPr>
-                <w:b/>
-                <w:bCs/>
-                <w:sz w:val="20"/>
-                <w:szCs w:val="20"/>
-              </w:rPr>
-            </w:pPr>
-            <w:r>
-              <w:rPr>
-                <w:b/>
-                <w:bCs/>
-                <w:sz w:val="20"/>
-                <w:szCs w:val="20"/>
-              </w:rPr>
-              <w:t>Delivery Challen Date</w:t>
-            </w:r>
-            <w:r>
-              <w:rPr>
-                <w:b/>
-                <w:bCs/>
-              </w:rPr>
-              <w:t>:</w:t>
-            </w:r>
-            <w:r>
-              <w:t xml:space="preserve"> &lt;</w:t>
+                <w:sz w:val="20"/>
+                <w:szCs w:val="20"/>
+              </w:rPr>
+            </w:pPr>
+            <w:r>
+              <w:rPr>
+                <w:sz w:val="20"/>
+                <w:szCs w:val="20"/>
+              </w:rPr>
+              <w:t>Delivery Challen Date: &lt;</w:t>
             </w:r>
             <w:proofErr w:type="spellStart"/>
             <w:r>
               <w:rPr>
-                <w:b/>
-                <w:bCs/>
                 <w:sz w:val="20"/>
                 <w:szCs w:val="20"/>
               </w:rPr>
@@ -525,8 +628,6 @@
             <w:proofErr w:type="spellEnd"/>
             <w:r>
               <w:rPr>
-                <w:b/>
-                <w:bCs/>
                 <w:sz w:val="20"/>
                 <w:szCs w:val="20"/>
               </w:rPr>
@@ -536,36 +637,103 @@
           <w:p>
             <w:pPr>
               <w:rPr>
-                <w:b/>
-                <w:bCs/>
-              </w:rPr>
-            </w:pPr>
-            <w:r>
-              <w:rPr>
-                <w:b/>
-                <w:bCs/>
-                <w:sz w:val="20"/>
-                <w:szCs w:val="20"/>
-              </w:rPr>
-              <w:t xml:space="preserve">Vehicle No: </w:t>
-            </w:r>
-            <w:r>
-              <w:rPr>
-                <w:b/>
-              </w:rPr>
-              <w:t>&lt;</w:t>
+                <w:sz w:val="20"/>
+                <w:szCs w:val="20"/>
+              </w:rPr>
+            </w:pPr>
+            <w:r>
+              <w:rPr>
+                <w:sz w:val="20"/>
+                <w:szCs w:val="20"/>
+              </w:rPr>
+              <w:t>Delivery</w:t>
+            </w:r>
+            <w:r>
+              <w:rPr>
+                <w:sz w:val="20"/>
+                <w:szCs w:val="20"/>
+              </w:rPr>
+              <w:t xml:space="preserve"> Person</w:t>
+            </w:r>
+            <w:r>
+              <w:rPr>
+                <w:sz w:val="20"/>
+                <w:szCs w:val="20"/>
+              </w:rPr>
+              <w:t xml:space="preserve"> </w:t>
+            </w:r>
+            <w:r>
+              <w:rPr>
+                <w:sz w:val="20"/>
+                <w:szCs w:val="20"/>
+              </w:rPr>
+              <w:t>Name</w:t>
+            </w:r>
+            <w:r>
+              <w:rPr>
+                <w:sz w:val="20"/>
+                <w:szCs w:val="20"/>
+              </w:rPr>
+              <w:t>: &lt;</w:t>
             </w:r>
             <w:proofErr w:type="spellStart"/>
             <w:r>
               <w:rPr>
-                <w:b/>
+                <w:sz w:val="20"/>
+                <w:szCs w:val="20"/>
+              </w:rPr>
+              <w:t>DeliveryManName</w:t>
+            </w:r>
+            <w:proofErr w:type="spellEnd"/>
+            <w:r>
+              <w:rPr>
+                <w:sz w:val="20"/>
+                <w:szCs w:val="20"/>
+              </w:rPr>
+              <w:t>&gt;</w:t>
+            </w:r>
+          </w:p>
+          <w:p>
+            <w:pPr>
+              <w:rPr>
+                <w:sz w:val="20"/>
+                <w:szCs w:val="20"/>
+              </w:rPr>
+            </w:pPr>
+            <w:r>
+              <w:rPr>
+                <w:sz w:val="20"/>
+                <w:szCs w:val="20"/>
+              </w:rPr>
+              <w:t>Vehicle No</w:t>
+            </w:r>
+            <w:r>
+              <w:rPr>
+                <w:sz w:val="20"/>
+                <w:szCs w:val="20"/>
+              </w:rPr>
+              <w:t xml:space="preserve"> &amp; Driver Name</w:t>
+            </w:r>
+            <w:r>
+              <w:rPr>
+                <w:sz w:val="20"/>
+                <w:szCs w:val="20"/>
+              </w:rPr>
+              <w:t>: &lt;</w:t>
+            </w:r>
+            <w:proofErr w:type="spellStart"/>
+            <w:r>
+              <w:rPr>
+                <w:sz w:val="20"/>
+                <w:szCs w:val="20"/>
               </w:rPr>
               <w:t>MotorVehicleNo</w:t>
             </w:r>
             <w:proofErr w:type="spellEnd"/>
             <w:r>
               <w:rPr>
-                <w:b/>
+                <w:sz w:val="20"/>
+                <w:szCs w:val="20"/>
               </w:rPr>
               <w:t>&gt;</w:t>
             </w:r>
@@ -574,12 +742,12 @@
       </w:tr>
       <w:tr>
         <w:trPr>
-          <w:trHeight w:val="250"/>
+          <w:trHeight w:val="241"/>
         </w:trPr>
         <w:tc>
           <w:tcPr>
-            <w:tcW w:w="10360" w:type="dxa"/>
-            <w:gridSpan w:val="3"/>
+            <w:tcW w:w="10990" w:type="dxa"/>
+            <w:gridSpan w:val="2"/>
           </w:tcPr>
           <w:p>
             <w:pPr>
@@ -591,6 +759,7 @@
                 <w:szCs w:val="6"/>
               </w:rPr>
             </w:pPr>
+            <w:bookmarkStart w:id="0" w:name="_Hlk228887001"/>
           </w:p>
           <w:p>
             <w:pPr>
@@ -632,13 +801,11 @@
       </w:tr>
       <w:tr>
         <w:trPr>
-          <w:gridBefore w:val="1"/>
-          <w:wBefore w:w="6" w:type="dxa"/>
-          <w:trHeight w:val="326"/>
+          <w:trHeight w:val="316"/>
         </w:trPr>
         <w:tc>
           <w:tcPr>
-            <w:tcW w:w="10354" w:type="dxa"/>
+            <w:tcW w:w="10990" w:type="dxa"/>
             <w:gridSpan w:val="2"/>
             <w:tcBorders>
               <w:bottom w:val="single" w:sz="4" w:space="0" w:color="auto"/>
@@ -703,13 +870,11 @@
       </w:tr>
       <w:tr>
         <w:trPr>
-          <w:gridBefore w:val="1"/>
-          <w:wBefore w:w="6" w:type="dxa"/>
-          <w:trHeight w:val="1072"/>
+          <w:trHeight w:val="1043"/>
         </w:trPr>
         <w:tc>
           <w:tcPr>
-            <w:tcW w:w="10354" w:type="dxa"/>
+            <w:tcW w:w="10990" w:type="dxa"/>
             <w:gridSpan w:val="2"/>
             <w:tcBorders>
               <w:bottom w:val="single" w:sz="4" w:space="0" w:color="auto"/>
@@ -718,7 +883,8 @@
           <w:tbl>
             <w:tblPr>
               <w:tblStyle w:val="TableGrid"/>
-              <w:tblW w:w="10251" w:type="dxa"/>
+              <w:tblW w:w="10867" w:type="dxa"/>
+              <w:tblInd w:w="6" w:type="dxa"/>
               <w:tblBorders>
                 <w:top w:val="none" w:sz="0" w:space="0" w:color="auto"/>
                 <w:left w:val="none" w:sz="0" w:space="0" w:color="auto"/>
@@ -731,20 +897,20 @@
               <w:tblLook w:val="04A0" w:firstRow="1" w:lastRow="0" w:firstColumn="1" w:lastColumn="0" w:noHBand="0" w:noVBand="1"/>
             </w:tblPr>
             <w:tblGrid>
-              <w:gridCol w:w="5187"/>
-              <w:gridCol w:w="5064"/>
+              <w:gridCol w:w="5498"/>
+              <w:gridCol w:w="5369"/>
             </w:tblGrid>
             <w:tr>
               <w:trPr>
-                <w:trHeight w:val="247"/>
+                <w:trHeight w:val="239"/>
               </w:trPr>
               <w:tc>
                 <w:tcPr>
-                  <w:tcW w:w="5187" w:type="dxa"/>
+                  <w:tcW w:w="5498" w:type="dxa"/>
                 </w:tcPr>
                 <w:p>
                   <w:pPr>
-                    <w:framePr w:hSpace="180" w:wrap="around" w:hAnchor="margin" w:xAlign="center" w:y="-600"/>
+                    <w:framePr w:hSpace="180" w:wrap="around" w:vAnchor="page" w:hAnchor="margin" w:xAlign="center" w:y="831"/>
                     <w:jc w:val="both"/>
                     <w:rPr>
                       <w:b/>
@@ -760,11 +926,11 @@
               </w:tc>
               <w:tc>
                 <w:tcPr>
-                  <w:tcW w:w="5064" w:type="dxa"/>
+                  <w:tcW w:w="5369" w:type="dxa"/>
                 </w:tcPr>
                 <w:p>
                   <w:pPr>
-                    <w:framePr w:hSpace="180" w:wrap="around" w:hAnchor="margin" w:xAlign="center" w:y="-600"/>
+                    <w:framePr w:hSpace="180" w:wrap="around" w:vAnchor="page" w:hAnchor="margin" w:xAlign="center" w:y="831"/>
                     <w:jc w:val="right"/>
                     <w:rPr>
                       <w:b/>
@@ -831,39 +997,95 @@
       </w:tr>
       <w:tr>
         <w:trPr>
-          <w:gridBefore w:val="1"/>
-          <w:wBefore w:w="6" w:type="dxa"/>
-          <w:trHeight w:val="1072"/>
+          <w:trHeight w:val="316"/>
         </w:trPr>
         <w:tc>
           <w:tcPr>
-            <w:tcW w:w="10354" w:type="dxa"/>
+            <w:tcW w:w="10990" w:type="dxa"/>
             <w:gridSpan w:val="2"/>
             <w:tcBorders>
-              <w:top w:val="single" w:sz="4" w:space="0" w:color="auto"/>
+              <w:top w:val="dashed" w:sz="8" w:space="0" w:color="000000"/>
               <w:left w:val="nil"/>
               <w:bottom w:val="nil"/>
               <w:right w:val="nil"/>
             </w:tcBorders>
           </w:tcPr>
-          <w:p/>
-          <w:p/>
-          <w:p>
-            <w:pPr>
+          <w:p>
+            <w:pPr>
+              <w:spacing w:before="60"/>
+              <w:rPr>
+                <w:sz w:val="16"/>
+                <w:szCs w:val="16"/>
+              </w:rPr>
+            </w:pPr>
+            <w:r>
+              <w:rPr>
+                <w:sz w:val="18"/>
+                <w:szCs w:val="18"/>
+              </w:rPr>
+              <w:t xml:space="preserve">                                                          </w:t>
+            </w:r>
+            <w:proofErr w:type="gramStart"/>
+            <w:r>
+              <w:rPr>
+                <w:sz w:val="18"/>
+                <w:szCs w:val="18"/>
+              </w:rPr>
+              <w:t>✂  -</w:t>
+            </w:r>
+            <w:proofErr w:type="gramEnd"/>
+            <w:r>
+              <w:rPr>
+                <w:sz w:val="18"/>
+                <w:szCs w:val="18"/>
+              </w:rPr>
+              <w:t xml:space="preserve"> - - - - - - - - - - - - - - - - - - - - - - - - - - TEAR HERE - - - - - - - - - - - - - - - - - - - - - - - - - - </w:t>
+            </w:r>
+            <w:proofErr w:type="gramStart"/>
+            <w:r>
+              <w:rPr>
+                <w:sz w:val="18"/>
+                <w:szCs w:val="18"/>
+              </w:rPr>
+              <w:t>-  ✂</w:t>
+            </w:r>
+            <w:proofErr w:type="gramEnd"/>
+          </w:p>
+        </w:tc>
+      </w:tr>
+      <w:tr>
+        <w:trPr>
+          <w:trHeight w:val="612"/>
+        </w:trPr>
+        <w:tc>
+          <w:tcPr>
+            <w:tcW w:w="10990" w:type="dxa"/>
+            <w:gridSpan w:val="2"/>
+            <w:tcBorders>
+              <w:top w:val="nil"/>
+              <w:left w:val="nil"/>
+              <w:bottom w:val="single" w:sz="4" w:space="0" w:color="auto"/>
+              <w:right w:val="nil"/>
+            </w:tcBorders>
+            <w:vAlign w:val="center"/>
+          </w:tcPr>
+          <w:p>
+            <w:pPr>
+              <w:spacing w:before="80" w:after="80"/>
               <w:jc w:val="center"/>
               <w:rPr>
                 <w:b/>
                 <w:bCs/>
-                <w:sz w:val="40"/>
-                <w:szCs w:val="40"/>
-              </w:rPr>
-            </w:pPr>
-            <w:r>
-              <w:rPr>
-                <w:b/>
-                <w:bCs/>
-                <w:sz w:val="40"/>
-                <w:szCs w:val="40"/>
+                <w:sz w:val="28"/>
+                <w:szCs w:val="28"/>
+              </w:rPr>
+            </w:pPr>
+            <w:r>
+              <w:rPr>
+                <w:b/>
+                <w:bCs/>
+                <w:sz w:val="28"/>
+                <w:szCs w:val="28"/>
               </w:rPr>
               <w:t>DELIVERY CHALLAN</w:t>
             </w:r>
@@ -873,14 +1095,14 @@
       <w:bookmarkEnd w:id="0"/>
       <w:tr>
         <w:trPr>
-          <w:trHeight w:val="1548"/>
+          <w:trHeight w:val="1505"/>
         </w:trPr>
         <w:tc>
           <w:tcPr>
-            <w:tcW w:w="5879" w:type="dxa"/>
-            <w:gridSpan w:val="2"/>
+            <w:tcW w:w="6238" w:type="dxa"/>
             <w:tcBorders>
               <w:bottom w:val="single" w:sz="4" w:space="0" w:color="auto"/>
+              <w:right w:val="single" w:sz="4" w:space="0" w:color="auto"/>
             </w:tcBorders>
           </w:tcPr>
           <w:p>
@@ -906,7 +1128,7 @@
                 <w:color w:val="003399"/>
               </w:rPr>
               <w:drawing>
-                <wp:anchor distT="0" distB="0" distL="114300" distR="114300" simplePos="0" relativeHeight="251663360" behindDoc="1" locked="0" layoutInCell="1" allowOverlap="1" wp14:anchorId="1520524F" wp14:editId="140250A8">
+                <wp:anchor distT="0" distB="0" distL="114300" distR="114300" simplePos="0" relativeHeight="251662336" behindDoc="1" locked="0" layoutInCell="1" allowOverlap="1" wp14:anchorId="3EA6E08D" wp14:editId="23014722">
                   <wp:simplePos x="0" y="0"/>
                   <wp:positionH relativeFrom="column">
                     <wp:posOffset>-1</wp:posOffset>
@@ -1062,7 +1284,10 @@
         </w:tc>
         <w:tc>
           <w:tcPr>
-            <w:tcW w:w="4481" w:type="dxa"/>
+            <w:tcW w:w="4751" w:type="dxa"/>
+            <w:tcBorders>
+              <w:left w:val="single" w:sz="4" w:space="0" w:color="auto"/>
+            </w:tcBorders>
           </w:tcPr>
           <w:p>
             <w:pPr>
@@ -1086,7 +1311,7 @@
                 <w:noProof/>
               </w:rPr>
               <w:drawing>
-                <wp:anchor distT="0" distB="0" distL="114300" distR="114300" simplePos="0" relativeHeight="251662336" behindDoc="1" locked="0" layoutInCell="1" allowOverlap="1" wp14:anchorId="37DCFA19" wp14:editId="33736C59">
+                <wp:anchor distT="0" distB="0" distL="114300" distR="114300" simplePos="0" relativeHeight="251661312" behindDoc="1" locked="0" layoutInCell="1" allowOverlap="1" wp14:anchorId="0312A8E4" wp14:editId="7DE5D584">
                   <wp:simplePos x="0" y="0"/>
                   <wp:positionH relativeFrom="column">
                     <wp:posOffset>1850390</wp:posOffset>
@@ -1169,6 +1394,46 @@
                 <w:b/>
                 <w:bCs/>
               </w:rPr>
+              <w:t xml:space="preserve">  </w:t>
+            </w:r>
+            <w:r>
+              <w:rPr>
+                <w:rFonts w:cstheme="minorHAnsi"/>
+                <w:b/>
+                <w:bCs/>
+              </w:rPr>
+              <w:t xml:space="preserve"> </w:t>
+            </w:r>
+            <w:r>
+              <w:rPr>
+                <w:rFonts w:cstheme="minorHAnsi"/>
+                <w:b/>
+                <w:bCs/>
+              </w:rPr>
+              <w:t xml:space="preserve">  </w:t>
+            </w:r>
+            <w:r>
+              <w:rPr>
+                <w:rFonts w:cstheme="minorHAnsi"/>
+                <w:b/>
+                <w:bCs/>
+              </w:rPr>
+              <w:t xml:space="preserve"> </w:t>
+            </w:r>
+            <w:r>
+              <w:rPr>
+                <w:rFonts w:cstheme="minorHAnsi"/>
+                <w:b/>
+                <w:bCs/>
+              </w:rPr>
+              <w:t xml:space="preserve"> </w:t>
+            </w:r>
+            <w:r>
+              <w:rPr>
+                <w:rFonts w:cstheme="minorHAnsi"/>
+                <w:b/>
+                <w:bCs/>
+              </w:rPr>
               <w:t>Email:</w:t>
             </w:r>
             <w:r>
@@ -1200,6 +1465,38 @@
                 <w:szCs w:val="24"/>
               </w:rPr>
             </w:pPr>
+            <w:r>
+              <w:rPr>
+                <w:rFonts w:cstheme="minorHAnsi"/>
+                <w:b/>
+                <w:bCs/>
+              </w:rPr>
+              <w:t xml:space="preserve">   </w:t>
+            </w:r>
+            <w:r>
+              <w:rPr>
+                <w:rFonts w:cstheme="minorHAnsi"/>
+                <w:b/>
+                <w:bCs/>
+              </w:rPr>
+              <w:t xml:space="preserve">  </w:t>
+            </w:r>
+            <w:r>
+              <w:rPr>
+                <w:rFonts w:cstheme="minorHAnsi"/>
+                <w:b/>
+                <w:bCs/>
+              </w:rPr>
+              <w:t xml:space="preserve"> </w:t>
+            </w:r>
+            <w:r>
+              <w:rPr>
+                <w:rFonts w:cstheme="minorHAnsi"/>
+                <w:b/>
+                <w:bCs/>
+              </w:rPr>
+              <w:t xml:space="preserve"> </w:t>
+            </w:r>
             <w:r>
               <w:rPr>
                 <w:rFonts w:cstheme="minorHAnsi"/>
@@ -1226,12 +1523,11 @@
       </w:tr>
       <w:tr>
         <w:trPr>
-          <w:trHeight w:val="414"/>
+          <w:trHeight w:val="401"/>
         </w:trPr>
         <w:tc>
           <w:tcPr>
-            <w:tcW w:w="5879" w:type="dxa"/>
-            <w:gridSpan w:val="2"/>
+            <w:tcW w:w="6238" w:type="dxa"/>
             <w:tcBorders>
               <w:right w:val="single" w:sz="4" w:space="0" w:color="auto"/>
             </w:tcBorders>
@@ -1287,7 +1583,7 @@
         </w:tc>
         <w:tc>
           <w:tcPr>
-            <w:tcW w:w="4481" w:type="dxa"/>
+            <w:tcW w:w="4751" w:type="dxa"/>
             <w:tcBorders>
               <w:left w:val="single" w:sz="4" w:space="0" w:color="auto"/>
             </w:tcBorders>
@@ -1296,41 +1592,30 @@
             <w:pPr>
               <w:spacing w:line="276" w:lineRule="auto"/>
               <w:rPr>
-                <w:b/>
-                <w:bCs/>
-              </w:rPr>
-            </w:pPr>
-            <w:r>
-              <w:rPr>
-                <w:b/>
-                <w:bCs/>
-              </w:rPr>
-              <w:t>Delivery Challan</w:t>
-            </w:r>
-            <w:r>
-              <w:rPr>
-                <w:b/>
-                <w:bCs/>
-              </w:rPr>
-              <w:t xml:space="preserve"> No: </w:t>
-            </w:r>
-            <w:r>
-              <w:rPr>
-                <w:b/>
-              </w:rPr>
-              <w:t>&lt;</w:t>
+                <w:sz w:val="20"/>
+                <w:szCs w:val="20"/>
+              </w:rPr>
+            </w:pPr>
+            <w:r>
+              <w:rPr>
+                <w:sz w:val="20"/>
+                <w:szCs w:val="20"/>
+              </w:rPr>
+              <w:t>Delivery Challan No: &lt;</w:t>
             </w:r>
             <w:proofErr w:type="spellStart"/>
             <w:r>
               <w:rPr>
-                <w:b/>
+                <w:sz w:val="20"/>
+                <w:szCs w:val="20"/>
               </w:rPr>
               <w:t>DispatchDocNo</w:t>
             </w:r>
             <w:proofErr w:type="spellEnd"/>
             <w:r>
               <w:rPr>
-                <w:b/>
+                <w:sz w:val="20"/>
+                <w:szCs w:val="20"/>
               </w:rPr>
               <w:t>&gt;</w:t>
             </w:r>
@@ -1339,36 +1624,20 @@
             <w:pPr>
               <w:spacing w:line="276" w:lineRule="auto"/>
               <w:rPr>
-                <w:b/>
-                <w:bCs/>
-                <w:sz w:val="20"/>
-                <w:szCs w:val="20"/>
-              </w:rPr>
-            </w:pPr>
-            <w:r>
-              <w:rPr>
-                <w:b/>
-                <w:bCs/>
-                <w:sz w:val="20"/>
-                <w:szCs w:val="20"/>
-              </w:rPr>
-              <w:t>Delivery Challen Date</w:t>
-            </w:r>
-            <w:r>
-              <w:rPr>
-                <w:b/>
-                <w:bCs/>
-              </w:rPr>
-              <w:t>:</w:t>
-            </w:r>
-            <w:r>
-              <w:t xml:space="preserve"> &lt;</w:t>
+                <w:sz w:val="20"/>
+                <w:szCs w:val="20"/>
+              </w:rPr>
+            </w:pPr>
+            <w:r>
+              <w:rPr>
+                <w:sz w:val="20"/>
+                <w:szCs w:val="20"/>
+              </w:rPr>
+              <w:t>Delivery Challen Date: &lt;</w:t>
             </w:r>
             <w:proofErr w:type="spellStart"/>
             <w:r>
               <w:rPr>
-                <w:b/>
-                <w:bCs/>
                 <w:sz w:val="20"/>
                 <w:szCs w:val="20"/>
               </w:rPr>
@@ -1377,8 +1646,6 @@
             <w:proofErr w:type="spellEnd"/>
             <w:r>
               <w:rPr>
-                <w:b/>
-                <w:bCs/>
                 <w:sz w:val="20"/>
                 <w:szCs w:val="20"/>
               </w:rPr>
@@ -1388,36 +1655,110 @@
           <w:p>
             <w:pPr>
               <w:rPr>
-                <w:b/>
-                <w:bCs/>
-              </w:rPr>
-            </w:pPr>
-            <w:r>
-              <w:rPr>
-                <w:b/>
-                <w:bCs/>
-                <w:sz w:val="20"/>
-                <w:szCs w:val="20"/>
-              </w:rPr>
-              <w:t xml:space="preserve">Vehicle No: </w:t>
-            </w:r>
-            <w:r>
-              <w:rPr>
-                <w:b/>
-              </w:rPr>
-              <w:t>&lt;</w:t>
+                <w:sz w:val="20"/>
+                <w:szCs w:val="20"/>
+              </w:rPr>
+            </w:pPr>
+            <w:r>
+              <w:rPr>
+                <w:sz w:val="20"/>
+                <w:szCs w:val="20"/>
+              </w:rPr>
+              <w:t>Delivery</w:t>
+            </w:r>
+            <w:r>
+              <w:rPr>
+                <w:sz w:val="20"/>
+                <w:szCs w:val="20"/>
+              </w:rPr>
+              <w:t xml:space="preserve"> </w:t>
+            </w:r>
+            <w:r>
+              <w:rPr>
+                <w:sz w:val="20"/>
+                <w:szCs w:val="20"/>
+              </w:rPr>
+              <w:t>Person</w:t>
+            </w:r>
+            <w:r>
+              <w:rPr>
+                <w:sz w:val="20"/>
+                <w:szCs w:val="20"/>
+              </w:rPr>
+              <w:t xml:space="preserve"> </w:t>
+            </w:r>
+            <w:r>
+              <w:rPr>
+                <w:sz w:val="20"/>
+                <w:szCs w:val="20"/>
+              </w:rPr>
+              <w:t>Name</w:t>
+            </w:r>
+            <w:r>
+              <w:rPr>
+                <w:sz w:val="20"/>
+                <w:szCs w:val="20"/>
+              </w:rPr>
+              <w:t>: &lt;</w:t>
             </w:r>
             <w:proofErr w:type="spellStart"/>
             <w:r>
               <w:rPr>
-                <w:b/>
+                <w:sz w:val="20"/>
+                <w:szCs w:val="20"/>
+              </w:rPr>
+              <w:t>DeliveryManName</w:t>
+            </w:r>
+            <w:proofErr w:type="spellEnd"/>
+            <w:r>
+              <w:rPr>
+                <w:sz w:val="20"/>
+                <w:szCs w:val="20"/>
+              </w:rPr>
+              <w:t>&gt;</w:t>
+            </w:r>
+          </w:p>
+          <w:p>
+            <w:pPr>
+              <w:rPr>
+                <w:sz w:val="20"/>
+                <w:szCs w:val="20"/>
+              </w:rPr>
+            </w:pPr>
+            <w:r>
+              <w:rPr>
+                <w:sz w:val="20"/>
+                <w:szCs w:val="20"/>
+              </w:rPr>
+              <w:t>Vehicle No</w:t>
+            </w:r>
+            <w:r>
+              <w:rPr>
+                <w:sz w:val="20"/>
+                <w:szCs w:val="20"/>
+              </w:rPr>
+              <w:t xml:space="preserve"> &amp; Driver Name</w:t>
+            </w:r>
+            <w:r>
+              <w:rPr>
+                <w:sz w:val="20"/>
+                <w:szCs w:val="20"/>
+              </w:rPr>
+              <w:t>: &lt;</w:t>
+            </w:r>
+            <w:proofErr w:type="spellStart"/>
+            <w:r>
+              <w:rPr>
+                <w:sz w:val="20"/>
+                <w:szCs w:val="20"/>
               </w:rPr>
               <w:t>MotorVehicleNo</w:t>
             </w:r>
             <w:proofErr w:type="spellEnd"/>
             <w:r>
               <w:rPr>
-                <w:b/>
+                <w:sz w:val="20"/>
+                <w:szCs w:val="20"/>
               </w:rPr>
               <w:t>&gt;</w:t>
             </w:r>
@@ -1426,12 +1767,12 @@
       </w:tr>
       <w:tr>
         <w:trPr>
-          <w:trHeight w:val="250"/>
+          <w:trHeight w:val="241"/>
         </w:trPr>
         <w:tc>
           <w:tcPr>
-            <w:tcW w:w="10360" w:type="dxa"/>
-            <w:gridSpan w:val="3"/>
+            <w:tcW w:w="10990" w:type="dxa"/>
+            <w:gridSpan w:val="2"/>
           </w:tcPr>
           <w:p>
             <w:pPr>
@@ -1443,6 +1784,7 @@
                 <w:szCs w:val="6"/>
               </w:rPr>
             </w:pPr>
+            <w:bookmarkStart w:id="1" w:name="_Hlk229398584"/>
           </w:p>
           <w:p>
             <w:pPr>
@@ -1484,14 +1826,15 @@
       </w:tr>
       <w:tr>
         <w:trPr>
-          <w:gridBefore w:val="1"/>
-          <w:wBefore w:w="6" w:type="dxa"/>
-          <w:trHeight w:val="326"/>
+          <w:trHeight w:val="316"/>
         </w:trPr>
         <w:tc>
           <w:tcPr>
-            <w:tcW w:w="10354" w:type="dxa"/>
+            <w:tcW w:w="10990" w:type="dxa"/>
             <w:gridSpan w:val="2"/>
+            <w:tcBorders>
+              <w:bottom w:val="single" w:sz="4" w:space="0" w:color="auto"/>
+            </w:tcBorders>
           </w:tcPr>
           <w:p>
             <w:pPr>
@@ -1552,19 +1895,18 @@
       </w:tr>
       <w:tr>
         <w:trPr>
-          <w:gridBefore w:val="1"/>
-          <w:wBefore w:w="6" w:type="dxa"/>
-          <w:trHeight w:val="1072"/>
+          <w:trHeight w:val="1043"/>
         </w:trPr>
         <w:tc>
           <w:tcPr>
-            <w:tcW w:w="10354" w:type="dxa"/>
+            <w:tcW w:w="10990" w:type="dxa"/>
             <w:gridSpan w:val="2"/>
           </w:tcPr>
           <w:tbl>
             <w:tblPr>
               <w:tblStyle w:val="TableGrid"/>
-              <w:tblW w:w="10251" w:type="dxa"/>
+              <w:tblW w:w="10867" w:type="dxa"/>
+              <w:tblInd w:w="6" w:type="dxa"/>
               <w:tblBorders>
                 <w:top w:val="none" w:sz="0" w:space="0" w:color="auto"/>
                 <w:left w:val="none" w:sz="0" w:space="0" w:color="auto"/>
@@ -1577,20 +1919,20 @@
               <w:tblLook w:val="04A0" w:firstRow="1" w:lastRow="0" w:firstColumn="1" w:lastColumn="0" w:noHBand="0" w:noVBand="1"/>
             </w:tblPr>
             <w:tblGrid>
-              <w:gridCol w:w="5187"/>
-              <w:gridCol w:w="5064"/>
+              <w:gridCol w:w="5498"/>
+              <w:gridCol w:w="5369"/>
             </w:tblGrid>
             <w:tr>
               <w:trPr>
-                <w:trHeight w:val="247"/>
+                <w:trHeight w:val="239"/>
               </w:trPr>
               <w:tc>
                 <w:tcPr>
-                  <w:tcW w:w="5187" w:type="dxa"/>
+                  <w:tcW w:w="5498" w:type="dxa"/>
                 </w:tcPr>
                 <w:p>
                   <w:pPr>
-                    <w:framePr w:hSpace="180" w:wrap="around" w:hAnchor="margin" w:xAlign="center" w:y="-600"/>
+                    <w:framePr w:hSpace="180" w:wrap="around" w:vAnchor="page" w:hAnchor="margin" w:xAlign="center" w:y="831"/>
                     <w:jc w:val="both"/>
                     <w:rPr>
                       <w:b/>
@@ -1606,11 +1948,11 @@
               </w:tc>
               <w:tc>
                 <w:tcPr>
-                  <w:tcW w:w="5064" w:type="dxa"/>
+                  <w:tcW w:w="5369" w:type="dxa"/>
                 </w:tcPr>
                 <w:p>
                   <w:pPr>
-                    <w:framePr w:hSpace="180" w:wrap="around" w:hAnchor="margin" w:xAlign="center" w:y="-600"/>
+                    <w:framePr w:hSpace="180" w:wrap="around" w:vAnchor="page" w:hAnchor="margin" w:xAlign="center" w:y="831"/>
                     <w:jc w:val="right"/>
                     <w:rPr>
                       <w:b/>
@@ -1675,12 +2017,20 @@
           </w:p>
         </w:tc>
       </w:tr>
+      <w:bookmarkEnd w:id="1"/>
     </w:tbl>
-    <w:p/>
+    <w:p>
+      <w:pPr>
+        <w:spacing w:after="0"/>
+        <w:rPr>
+          <w:sz w:val="2"/>
+          <w:szCs w:val="2"/>
+        </w:rPr>
+      </w:pPr>
+    </w:p>
     <w:sectPr>
-      <w:headerReference w:type="default" r:id="rId8"/>
-      <w:pgSz w:w="11906" w:h="16838"/>
-      <w:pgMar w:top="1440" w:right="1440" w:bottom="1440" w:left="1440" w:header="227" w:footer="340" w:gutter="0"/>
+      <w:pgSz w:w="11906" w:h="16838" w:code="9"/>
+      <w:pgMar w:top="720" w:right="1080" w:bottom="720" w:left="1080" w:header="709" w:footer="709" w:gutter="0"/>
       <w:cols w:space="708"/>
       <w:docGrid w:linePitch="360"/>
     </w:sectPr>
@@ -1736,34 +2086,6 @@
     </w:p>
   </w:footnote>
 </w:footnotes>
-</file>
-
-<file path=word/header1.xml><?xml version="1.0" encoding="utf-8"?>
-<w:hdr xmlns:wpc="http://schemas.microsoft.com/office/word/2010/wordprocessingCanvas" xmlns:cx="http://schemas.microsoft.com/office/drawing/2014/chartex" xmlns:cx1="http://schemas.microsoft.com/office/drawing/2015/9/8/chartex" xmlns:cx2="http://schemas.microsoft.com/office/drawing/2015/10/21/chartex" xmlns:cx3="http://schemas.microsoft.com/office/drawing/2016/5/9/chartex" xmlns:cx4="http://schemas.microsoft.com/office/drawing/2016/5/10/chartex" xmlns:cx5="http://schemas.microsoft.com/office/drawing/2016/5/11/chartex" xmlns:cx6="http://schemas.microsoft.com/office/drawing/2016/5/12/chartex" xmlns:cx7="http://schemas.microsoft.com/office/drawing/2016/5/13/chartex" xmlns:cx8="http://schemas.microsoft.com/office/drawing/2016/5/14/chartex" xmlns:mc="http://schemas.openxmlformats.org/markup-compatibility/2006" xmlns:aink="http://schemas.microsoft.com/office/drawing/2016/ink" xmlns:am3d="http://schemas.microsoft.com/office/drawing/2017/model3d" xmlns:o="urn:schemas-microsoft-com:office:office" xmlns:oel="http://schemas.microsoft.com/office/2019/extlst" xmlns:r="http://schemas.openxmlformats.org/officeDocument/2006/relationships" xmlns:m="http://schemas.openxmlformats.org/officeDocument/2006/math" xmlns:v="urn:schemas-microsoft-com:vml" xmlns:wp14="http://schemas.microsoft.com/office/word/2010/wordprocessingDrawing" xmlns:wp="http://schemas.openxmlformats.org/drawingml/2006/wordprocessingDrawing" xmlns:w10="urn:schemas-microsoft-com:office:word" xmlns:w="http://schemas.openxmlformats.org/wordprocessingml/2006/main" xmlns:w14="http://schemas.microsoft.com/office/word/2010/wordml" xmlns:w15="http://schemas.microsoft.com/office/word/2012/wordml" xmlns:w16cex="http://schemas.microsoft.com/office/word/2018/wordml/cex" xmlns:w16cid="http://schemas.microsoft.com/office/word/2016/wordml/cid" xmlns:w16="http://schemas.microsoft.com/office/word/2018/wordml" xmlns:w16du="http://schemas.microsoft.com/office/word/2023/wordml/word16du" xmlns:w16sdtdh="http://schemas.microsoft.com/office/word/2020/wordml/sdtdatahash" xmlns:w16sdtfl="http://schemas.microsoft.com/office/word/2024/wordml/sdtformatlock" xmlns:w16se="http://schemas.microsoft.com/office/word/2015/wordml/symex" xmlns:wpg="http://schemas.microsoft.com/office/word/2010/wordprocessingGroup" xmlns:wpi="http://schemas.microsoft.com/office/word/2010/wordprocessingInk" xmlns:wne="http://schemas.microsoft.com/office/word/2006/wordml" xmlns:wps="http://schemas.microsoft.com/office/word/2010/wordprocessingShape" mc:Ignorable="w14 w15 w16se w16cid w16 w16cex w16sdtdh w16sdtfl w16du wp14">
-  <w:p>
-    <w:pPr>
-      <w:pStyle w:val="Header"/>
-      <w:rPr>
-        <w:b/>
-        <w:bCs/>
-        <w:sz w:val="40"/>
-        <w:szCs w:val="40"/>
-      </w:rPr>
-    </w:pPr>
-    <w:r>
-      <w:tab/>
-    </w:r>
-    <w:r>
-      <w:rPr>
-        <w:b/>
-        <w:bCs/>
-        <w:sz w:val="40"/>
-        <w:szCs w:val="40"/>
-      </w:rPr>
-      <w:t>DELIVERY CHALLAN</w:t>
-    </w:r>
-  </w:p>
-</w:hdr>
 </file>
 
 <file path=word/styles.xml><?xml version="1.0" encoding="utf-8"?>
@@ -2166,7 +2488,6 @@
   <w:style w:type="paragraph" w:default="1" w:styleId="Normal">
     <w:name w:val="Normal"/>
     <w:qFormat/>
-    <w:rsid w:val="005A5799"/>
   </w:style>
   <w:style w:type="paragraph" w:styleId="Heading1">
     <w:name w:val="heading 1"/>
@@ -2175,7 +2496,7 @@
     <w:link w:val="Heading1Char"/>
     <w:uiPriority w:val="9"/>
     <w:qFormat/>
-    <w:rsid w:val="00F75122"/>
+    <w:rsid w:val="00206E69"/>
     <w:pPr>
       <w:keepNext/>
       <w:keepLines/>
@@ -2198,7 +2519,7 @@
     <w:semiHidden/>
     <w:unhideWhenUsed/>
     <w:qFormat/>
-    <w:rsid w:val="00F75122"/>
+    <w:rsid w:val="00206E69"/>
     <w:pPr>
       <w:keepNext/>
       <w:keepLines/>
@@ -2221,7 +2542,7 @@
     <w:semiHidden/>
     <w:unhideWhenUsed/>
     <w:qFormat/>
-    <w:rsid w:val="00F75122"/>
+    <w:rsid w:val="00206E69"/>
     <w:pPr>
       <w:keepNext/>
       <w:keepLines/>
@@ -2244,7 +2565,7 @@
     <w:semiHidden/>
     <w:unhideWhenUsed/>
     <w:qFormat/>
-    <w:rsid w:val="00F75122"/>
+    <w:rsid w:val="00206E69"/>
     <w:pPr>
       <w:keepNext/>
       <w:keepLines/>
@@ -2267,7 +2588,7 @@
     <w:semiHidden/>
     <w:unhideWhenUsed/>
     <w:qFormat/>
-    <w:rsid w:val="00F75122"/>
+    <w:rsid w:val="00206E69"/>
     <w:pPr>
       <w:keepNext/>
       <w:keepLines/>
@@ -2288,7 +2609,7 @@
     <w:semiHidden/>
     <w:unhideWhenUsed/>
     <w:qFormat/>
-    <w:rsid w:val="00F75122"/>
+    <w:rsid w:val="00206E69"/>
     <w:pPr>
       <w:keepNext/>
       <w:keepLines/>
@@ -2311,7 +2632,7 @@
     <w:semiHidden/>
     <w:unhideWhenUsed/>
     <w:qFormat/>
-    <w:rsid w:val="00F75122"/>
+    <w:rsid w:val="00206E69"/>
     <w:pPr>
       <w:keepNext/>
       <w:keepLines/>
@@ -2332,7 +2653,7 @@
     <w:semiHidden/>
     <w:unhideWhenUsed/>
     <w:qFormat/>
-    <w:rsid w:val="00F75122"/>
+    <w:rsid w:val="00206E69"/>
     <w:pPr>
       <w:keepNext/>
       <w:keepLines/>
@@ -2355,7 +2676,7 @@
     <w:semiHidden/>
     <w:unhideWhenUsed/>
     <w:qFormat/>
-    <w:rsid w:val="00F75122"/>
+    <w:rsid w:val="00206E69"/>
     <w:pPr>
       <w:keepNext/>
       <w:keepLines/>
@@ -2399,7 +2720,7 @@
     <w:basedOn w:val="DefaultParagraphFont"/>
     <w:link w:val="Heading1"/>
     <w:uiPriority w:val="9"/>
-    <w:rsid w:val="00F75122"/>
+    <w:rsid w:val="00206E69"/>
     <w:rPr>
       <w:rFonts w:asciiTheme="majorHAnsi" w:eastAsiaTheme="majorEastAsia" w:hAnsiTheme="majorHAnsi" w:cstheme="majorBidi"/>
       <w:color w:val="2F5496" w:themeColor="accent1" w:themeShade="BF"/>
@@ -2413,7 +2734,7 @@
     <w:link w:val="Heading2"/>
     <w:uiPriority w:val="9"/>
     <w:semiHidden/>
-    <w:rsid w:val="00F75122"/>
+    <w:rsid w:val="00206E69"/>
     <w:rPr>
       <w:rFonts w:asciiTheme="majorHAnsi" w:eastAsiaTheme="majorEastAsia" w:hAnsiTheme="majorHAnsi" w:cstheme="majorBidi"/>
       <w:color w:val="2F5496" w:themeColor="accent1" w:themeShade="BF"/>
@@ -2427,7 +2748,7 @@
     <w:link w:val="Heading3"/>
     <w:uiPriority w:val="9"/>
     <w:semiHidden/>
-    <w:rsid w:val="00F75122"/>
+    <w:rsid w:val="00206E69"/>
     <w:rPr>
       <w:rFonts w:eastAsiaTheme="majorEastAsia" w:cstheme="majorBidi"/>
       <w:color w:val="2F5496" w:themeColor="accent1" w:themeShade="BF"/>
@@ -2441,7 +2762,7 @@
     <w:link w:val="Heading4"/>
     <w:uiPriority w:val="9"/>
     <w:semiHidden/>
-    <w:rsid w:val="00F75122"/>
+    <w:rsid w:val="00206E69"/>
     <w:rPr>
       <w:rFonts w:eastAsiaTheme="majorEastAsia" w:cstheme="majorBidi"/>
       <w:i/>
@@ -2455,7 +2776,7 @@
     <w:link w:val="Heading5"/>
     <w:uiPriority w:val="9"/>
     <w:semiHidden/>
-    <w:rsid w:val="00F75122"/>
+    <w:rsid w:val="00206E69"/>
     <w:rPr>
       <w:rFonts w:eastAsiaTheme="majorEastAsia" w:cstheme="majorBidi"/>
       <w:color w:val="2F5496" w:themeColor="accent1" w:themeShade="BF"/>
@@ -2467,7 +2788,7 @@
     <w:link w:val="Heading6"/>
     <w:uiPriority w:val="9"/>
     <w:semiHidden/>
-    <w:rsid w:val="00F75122"/>
+    <w:rsid w:val="00206E69"/>
     <w:rPr>
       <w:rFonts w:eastAsiaTheme="majorEastAsia" w:cstheme="majorBidi"/>
       <w:i/>
@@ -2481,7 +2802,7 @@
     <w:link w:val="Heading7"/>
     <w:uiPriority w:val="9"/>
     <w:semiHidden/>
-    <w:rsid w:val="00F75122"/>
+    <w:rsid w:val="00206E69"/>
     <w:rPr>
       <w:rFonts w:eastAsiaTheme="majorEastAsia" w:cstheme="majorBidi"/>
       <w:color w:val="595959" w:themeColor="text1" w:themeTint="A6"/>
@@ -2493,7 +2814,7 @@
     <w:link w:val="Heading8"/>
     <w:uiPriority w:val="9"/>
     <w:semiHidden/>
-    <w:rsid w:val="00F75122"/>
+    <w:rsid w:val="00206E69"/>
     <w:rPr>
       <w:rFonts w:eastAsiaTheme="majorEastAsia" w:cstheme="majorBidi"/>
       <w:i/>
@@ -2507,7 +2828,7 @@
     <w:link w:val="Heading9"/>
     <w:uiPriority w:val="9"/>
     <w:semiHidden/>
-    <w:rsid w:val="00F75122"/>
+    <w:rsid w:val="00206E69"/>
     <w:rPr>
       <w:rFonts w:eastAsiaTheme="majorEastAsia" w:cstheme="majorBidi"/>
       <w:color w:val="272727" w:themeColor="text1" w:themeTint="D8"/>
@@ -2520,7 +2841,7 @@
     <w:link w:val="TitleChar"/>
     <w:uiPriority w:val="10"/>
     <w:qFormat/>
-    <w:rsid w:val="00F75122"/>
+    <w:rsid w:val="00206E69"/>
     <w:pPr>
       <w:spacing w:after="80" w:line="240" w:lineRule="auto"/>
       <w:contextualSpacing/>
@@ -2538,7 +2859,7 @@
     <w:basedOn w:val="DefaultParagraphFont"/>
     <w:link w:val="Title"/>
     <w:uiPriority w:val="10"/>
-    <w:rsid w:val="00F75122"/>
+    <w:rsid w:val="00206E69"/>
     <w:rPr>
       <w:rFonts w:asciiTheme="majorHAnsi" w:eastAsiaTheme="majorEastAsia" w:hAnsiTheme="majorHAnsi" w:cstheme="majorBidi"/>
       <w:spacing w:val="-10"/>
@@ -2554,7 +2875,7 @@
     <w:link w:val="SubtitleChar"/>
     <w:uiPriority w:val="11"/>
     <w:qFormat/>
-    <w:rsid w:val="00F75122"/>
+    <w:rsid w:val="00206E69"/>
     <w:pPr>
       <w:numPr>
         <w:ilvl w:val="1"/>
@@ -2573,7 +2894,7 @@
     <w:basedOn w:val="DefaultParagraphFont"/>
     <w:link w:val="Subtitle"/>
     <w:uiPriority w:val="11"/>
-    <w:rsid w:val="00F75122"/>
+    <w:rsid w:val="00206E69"/>
     <w:rPr>
       <w:rFonts w:eastAsiaTheme="majorEastAsia" w:cstheme="majorBidi"/>
       <w:color w:val="595959" w:themeColor="text1" w:themeTint="A6"/>
@@ -2589,7 +2910,7 @@
     <w:link w:val="QuoteChar"/>
     <w:uiPriority w:val="29"/>
     <w:qFormat/>
-    <w:rsid w:val="00F75122"/>
+    <w:rsid w:val="00206E69"/>
     <w:pPr>
       <w:spacing w:before="160"/>
       <w:jc w:val="center"/>
@@ -2605,7 +2926,7 @@
     <w:basedOn w:val="DefaultParagraphFont"/>
     <w:link w:val="Quote"/>
     <w:uiPriority w:val="29"/>
-    <w:rsid w:val="00F75122"/>
+    <w:rsid w:val="00206E69"/>
     <w:rPr>
       <w:i/>
       <w:iCs/>
@@ -2617,7 +2938,7 @@
     <w:basedOn w:val="Normal"/>
     <w:uiPriority w:val="34"/>
     <w:qFormat/>
-    <w:rsid w:val="00F75122"/>
+    <w:rsid w:val="00206E69"/>
     <w:pPr>
       <w:ind w:left="720"/>
       <w:contextualSpacing/>
@@ -2628,7 +2949,7 @@
     <w:basedOn w:val="DefaultParagraphFont"/>
     <w:uiPriority w:val="21"/>
     <w:qFormat/>
-    <w:rsid w:val="00F75122"/>
+    <w:rsid w:val="00206E69"/>
     <w:rPr>
       <w:i/>
       <w:iCs/>
@@ -2642,7 +2963,7 @@
     <w:link w:val="IntenseQuoteChar"/>
     <w:uiPriority w:val="30"/>
     <w:qFormat/>
-    <w:rsid w:val="00F75122"/>
+    <w:rsid w:val="00206E69"/>
     <w:pPr>
       <w:pBdr>
         <w:top w:val="single" w:sz="4" w:space="10" w:color="2F5496" w:themeColor="accent1" w:themeShade="BF"/>
@@ -2663,7 +2984,7 @@
     <w:basedOn w:val="DefaultParagraphFont"/>
     <w:link w:val="IntenseQuote"/>
     <w:uiPriority w:val="30"/>
-    <w:rsid w:val="00F75122"/>
+    <w:rsid w:val="00206E69"/>
     <w:rPr>
       <w:i/>
       <w:iCs/>
@@ -2675,7 +2996,7 @@
     <w:basedOn w:val="DefaultParagraphFont"/>
     <w:uiPriority w:val="32"/>
     <w:qFormat/>
-    <w:rsid w:val="00F75122"/>
+    <w:rsid w:val="00206E69"/>
     <w:rPr>
       <w:b/>
       <w:bCs/>
@@ -2688,7 +3009,7 @@
     <w:name w:val="Table Grid"/>
     <w:basedOn w:val="TableNormal"/>
     <w:uiPriority w:val="39"/>
-    <w:rsid w:val="00F75122"/>
+    <w:rsid w:val="00206E69"/>
     <w:pPr>
       <w:spacing w:after="0" w:line="240" w:lineRule="auto"/>
     </w:pPr>
@@ -2706,59 +3027,6 @@
         <w:insideV w:val="single" w:sz="4" w:space="0" w:color="auto"/>
       </w:tblBorders>
     </w:tblPr>
-  </w:style>
-  <w:style w:type="paragraph" w:styleId="Header">
-    <w:name w:val="header"/>
-    <w:basedOn w:val="Normal"/>
-    <w:link w:val="HeaderChar"/>
-    <w:uiPriority w:val="99"/>
-    <w:unhideWhenUsed/>
-    <w:rsid w:val="00F75122"/>
-    <w:pPr>
-      <w:tabs>
-        <w:tab w:val="center" w:pos="4513"/>
-        <w:tab w:val="right" w:pos="9026"/>
-      </w:tabs>
-      <w:spacing w:after="0" w:line="240" w:lineRule="auto"/>
-    </w:pPr>
-  </w:style>
-  <w:style w:type="character" w:customStyle="1" w:styleId="HeaderChar">
-    <w:name w:val="Header Char"/>
-    <w:basedOn w:val="DefaultParagraphFont"/>
-    <w:link w:val="Header"/>
-    <w:uiPriority w:val="99"/>
-    <w:rsid w:val="00F75122"/>
-  </w:style>
-  <w:style w:type="paragraph" w:styleId="Footer">
-    <w:name w:val="footer"/>
-    <w:basedOn w:val="Normal"/>
-    <w:link w:val="FooterChar"/>
-    <w:uiPriority w:val="99"/>
-    <w:unhideWhenUsed/>
-    <w:rsid w:val="00F75122"/>
-    <w:pPr>
-      <w:tabs>
-        <w:tab w:val="center" w:pos="4513"/>
-        <w:tab w:val="right" w:pos="9026"/>
-      </w:tabs>
-      <w:spacing w:after="0" w:line="240" w:lineRule="auto"/>
-    </w:pPr>
-  </w:style>
-  <w:style w:type="character" w:customStyle="1" w:styleId="FooterChar">
-    <w:name w:val="Footer Char"/>
-    <w:basedOn w:val="DefaultParagraphFont"/>
-    <w:link w:val="Footer"/>
-    <w:uiPriority w:val="99"/>
-    <w:rsid w:val="00F75122"/>
-  </w:style>
-  <w:style w:type="paragraph" w:styleId="NoSpacing">
-    <w:name w:val="No Spacing"/>
-    <w:uiPriority w:val="1"/>
-    <w:qFormat/>
-    <w:rsid w:val="00373B83"/>
-    <w:pPr>
-      <w:spacing w:after="0" w:line="240" w:lineRule="auto"/>
-    </w:pPr>
   </w:style>
 </w:styles>
 </file>

--- a/ConstructionBilling.Api/Template/DeliveryChallan.docx
+++ b/ConstructionBilling.Api/Template/DeliveryChallan.docx
@@ -4,6 +4,7 @@
   <w:body>
     <w:p>
       <w:pPr>
+        <w:ind w:left="142"/>
         <w:rPr>
           <w:b/>
           <w:bCs/>
@@ -16,7 +17,7 @@
       <w:tblPr>
         <w:tblStyle w:val="TableGrid"/>
         <w:tblpPr w:leftFromText="180" w:rightFromText="180" w:vertAnchor="page" w:horzAnchor="margin" w:tblpXSpec="center" w:tblpY="831"/>
-        <w:tblW w:w="10990" w:type="dxa"/>
+        <w:tblW w:w="10773" w:type="dxa"/>
         <w:tblBorders>
           <w:insideV w:val="none" w:sz="0" w:space="0" w:color="auto"/>
         </w:tblBorders>
@@ -25,7 +26,7 @@
       </w:tblPr>
       <w:tblGrid>
         <w:gridCol w:w="6238"/>
-        <w:gridCol w:w="4752"/>
+        <w:gridCol w:w="4535"/>
       </w:tblGrid>
       <w:tr>
         <w:trPr>
@@ -33,7 +34,7 @@
         </w:trPr>
         <w:tc>
           <w:tcPr>
-            <w:tcW w:w="10990" w:type="dxa"/>
+            <w:tcW w:w="10773" w:type="dxa"/>
             <w:gridSpan w:val="2"/>
             <w:tcBorders>
               <w:top w:val="nil"/>
@@ -172,20 +173,8 @@
                 <w:sz w:val="20"/>
                 <w:szCs w:val="20"/>
               </w:rPr>
-              <w:t>&lt;</w:t>
-            </w:r>
-            <w:proofErr w:type="spellStart"/>
-            <w:r>
-              <w:rPr>
-                <w:rFonts w:ascii="Arial" w:hAnsi="Arial" w:cs="Arial"/>
-                <w:b/>
-                <w:bCs/>
-                <w:sz w:val="20"/>
-                <w:szCs w:val="20"/>
-              </w:rPr>
-              <w:t>CompanyName</w:t>
-            </w:r>
-            <w:proofErr w:type="spellEnd"/>
+              <w:t>&lt;CompanyName</w:t>
+            </w:r>
             <w:r>
               <w:rPr>
                 <w:b/>
@@ -214,25 +203,7 @@
                 <w:b/>
                 <w:bCs/>
               </w:rPr>
-              <w:t>&lt;</w:t>
-            </w:r>
-            <w:proofErr w:type="spellStart"/>
-            <w:r>
-              <w:rPr>
-                <w:rFonts w:cstheme="minorHAnsi"/>
-                <w:b/>
-                <w:bCs/>
-              </w:rPr>
-              <w:t>ManufacturersOf</w:t>
-            </w:r>
-            <w:proofErr w:type="spellEnd"/>
-            <w:r>
-              <w:rPr>
-                <w:rFonts w:cstheme="minorHAnsi"/>
-                <w:b/>
-                <w:bCs/>
-              </w:rPr>
-              <w:t>&gt;,</w:t>
+              <w:t>&lt;ManufacturersOf&gt;,</w:t>
             </w:r>
           </w:p>
           <w:p>
@@ -257,7 +228,7 @@
         </w:tc>
         <w:tc>
           <w:tcPr>
-            <w:tcW w:w="4751" w:type="dxa"/>
+            <w:tcW w:w="4535" w:type="dxa"/>
             <w:tcBorders>
               <w:top w:val="single" w:sz="4" w:space="0" w:color="auto"/>
               <w:left w:val="single" w:sz="4" w:space="0" w:color="auto"/>
@@ -376,59 +347,13 @@
                 <w:b/>
                 <w:bCs/>
               </w:rPr>
-              <w:t xml:space="preserve">  </w:t>
+              <w:t>Email:</w:t>
             </w:r>
             <w:r>
               <w:rPr>
                 <w:rFonts w:cstheme="minorHAnsi"/>
-                <w:b/>
-                <w:bCs/>
-              </w:rPr>
-              <w:t xml:space="preserve">  </w:t>
-            </w:r>
-            <w:r>
-              <w:rPr>
-                <w:rFonts w:cstheme="minorHAnsi"/>
-                <w:b/>
-                <w:bCs/>
-              </w:rPr>
-              <w:t xml:space="preserve"> </w:t>
-            </w:r>
-            <w:r>
-              <w:rPr>
-                <w:rFonts w:cstheme="minorHAnsi"/>
-                <w:b/>
-                <w:bCs/>
-              </w:rPr>
-              <w:t xml:space="preserve"> </w:t>
-            </w:r>
-            <w:r>
-              <w:rPr>
-                <w:rFonts w:cstheme="minorHAnsi"/>
-                <w:b/>
-                <w:bCs/>
-              </w:rPr>
-              <w:t>Email:</w:t>
-            </w:r>
-            <w:r>
-              <w:rPr>
-                <w:rFonts w:cstheme="minorHAnsi"/>
-              </w:rPr>
-              <w:t xml:space="preserve"> &lt;</w:t>
-            </w:r>
-            <w:proofErr w:type="spellStart"/>
-            <w:r>
-              <w:rPr>
-                <w:rFonts w:cstheme="minorHAnsi"/>
-              </w:rPr>
-              <w:t>EMail</w:t>
-            </w:r>
-            <w:proofErr w:type="spellEnd"/>
-            <w:r>
-              <w:rPr>
-                <w:rFonts w:cstheme="minorHAnsi"/>
-              </w:rPr>
-              <w:t>&gt;</w:t>
+              </w:rPr>
+              <w:t xml:space="preserve"> &lt;EMail&gt;</w:t>
             </w:r>
           </w:p>
           <w:p>
@@ -439,38 +364,6 @@
                 <w:szCs w:val="24"/>
               </w:rPr>
             </w:pPr>
-            <w:r>
-              <w:rPr>
-                <w:rFonts w:cstheme="minorHAnsi"/>
-                <w:b/>
-                <w:bCs/>
-              </w:rPr>
-              <w:t xml:space="preserve">  </w:t>
-            </w:r>
-            <w:r>
-              <w:rPr>
-                <w:rFonts w:cstheme="minorHAnsi"/>
-                <w:b/>
-                <w:bCs/>
-              </w:rPr>
-              <w:t xml:space="preserve">  </w:t>
-            </w:r>
-            <w:r>
-              <w:rPr>
-                <w:rFonts w:cstheme="minorHAnsi"/>
-                <w:b/>
-                <w:bCs/>
-              </w:rPr>
-              <w:t xml:space="preserve"> </w:t>
-            </w:r>
-            <w:r>
-              <w:rPr>
-                <w:rFonts w:cstheme="minorHAnsi"/>
-                <w:b/>
-                <w:bCs/>
-              </w:rPr>
-              <w:t xml:space="preserve"> </w:t>
-            </w:r>
             <w:r>
               <w:rPr>
                 <w:rFonts w:cstheme="minorHAnsi"/>
@@ -543,29 +436,13 @@
                 <w:b/>
                 <w:bCs/>
               </w:rPr>
-              <w:t>&lt;</w:t>
-            </w:r>
-            <w:proofErr w:type="spellStart"/>
-            <w:r>
-              <w:rPr>
-                <w:b/>
-                <w:bCs/>
-              </w:rPr>
-              <w:t>ConsigneeDetails</w:t>
-            </w:r>
-            <w:proofErr w:type="spellEnd"/>
-            <w:r>
-              <w:rPr>
-                <w:b/>
-                <w:bCs/>
-              </w:rPr>
-              <w:t>&gt;</w:t>
+              <w:t>&lt;ConsigneeDetails&gt;</w:t>
             </w:r>
           </w:p>
         </w:tc>
         <w:tc>
           <w:tcPr>
-            <w:tcW w:w="4751" w:type="dxa"/>
+            <w:tcW w:w="4535" w:type="dxa"/>
             <w:tcBorders>
               <w:left w:val="single" w:sz="4" w:space="0" w:color="auto"/>
             </w:tcBorders>
@@ -583,17 +460,74 @@
                 <w:sz w:val="20"/>
                 <w:szCs w:val="20"/>
               </w:rPr>
-              <w:t>Delivery Challan No: &lt;</w:t>
-            </w:r>
-            <w:proofErr w:type="spellStart"/>
-            <w:r>
-              <w:rPr>
-                <w:sz w:val="20"/>
-                <w:szCs w:val="20"/>
-              </w:rPr>
-              <w:t>DispatchDocNo</w:t>
-            </w:r>
-            <w:proofErr w:type="spellEnd"/>
+              <w:t>Delivery Challan No: &lt;DispatchDocNo&gt;</w:t>
+            </w:r>
+          </w:p>
+          <w:p>
+            <w:pPr>
+              <w:spacing w:line="276" w:lineRule="auto"/>
+              <w:rPr>
+                <w:sz w:val="20"/>
+                <w:szCs w:val="20"/>
+              </w:rPr>
+            </w:pPr>
+            <w:r>
+              <w:rPr>
+                <w:sz w:val="20"/>
+                <w:szCs w:val="20"/>
+              </w:rPr>
+              <w:t>Delivery Challen Date: &lt;DeliveryNoteDate&gt;</w:t>
+            </w:r>
+          </w:p>
+          <w:p>
+            <w:pPr>
+              <w:rPr>
+                <w:sz w:val="20"/>
+                <w:szCs w:val="20"/>
+              </w:rPr>
+            </w:pPr>
+            <w:r>
+              <w:rPr>
+                <w:sz w:val="20"/>
+                <w:szCs w:val="20"/>
+              </w:rPr>
+              <w:t>Delivery</w:t>
+            </w:r>
+            <w:r>
+              <w:rPr>
+                <w:sz w:val="20"/>
+                <w:szCs w:val="20"/>
+              </w:rPr>
+              <w:t xml:space="preserve"> Person</w:t>
+            </w:r>
+            <w:r>
+              <w:rPr>
+                <w:sz w:val="20"/>
+                <w:szCs w:val="20"/>
+              </w:rPr>
+              <w:t xml:space="preserve"> </w:t>
+            </w:r>
+            <w:r>
+              <w:rPr>
+                <w:sz w:val="20"/>
+                <w:szCs w:val="20"/>
+              </w:rPr>
+              <w:t>Name</w:t>
+            </w:r>
+            <w:r>
+              <w:rPr>
+                <w:sz w:val="20"/>
+                <w:szCs w:val="20"/>
+              </w:rPr>
+              <w:t>: &lt;</w:t>
+            </w:r>
+            <w:r>
+              <w:rPr>
+                <w:sz w:val="20"/>
+                <w:szCs w:val="20"/>
+              </w:rPr>
+              <w:t>DeliveryManName</w:t>
+            </w:r>
             <w:r>
               <w:rPr>
                 <w:sz w:val="20"/>
@@ -604,97 +538,6 @@
           </w:p>
           <w:p>
             <w:pPr>
-              <w:spacing w:line="276" w:lineRule="auto"/>
-              <w:rPr>
-                <w:sz w:val="20"/>
-                <w:szCs w:val="20"/>
-              </w:rPr>
-            </w:pPr>
-            <w:r>
-              <w:rPr>
-                <w:sz w:val="20"/>
-                <w:szCs w:val="20"/>
-              </w:rPr>
-              <w:t>Delivery Challen Date: &lt;</w:t>
-            </w:r>
-            <w:proofErr w:type="spellStart"/>
-            <w:r>
-              <w:rPr>
-                <w:sz w:val="20"/>
-                <w:szCs w:val="20"/>
-              </w:rPr>
-              <w:t>DeliveryNoteDate</w:t>
-            </w:r>
-            <w:proofErr w:type="spellEnd"/>
-            <w:r>
-              <w:rPr>
-                <w:sz w:val="20"/>
-                <w:szCs w:val="20"/>
-              </w:rPr>
-              <w:t>&gt;</w:t>
-            </w:r>
-          </w:p>
-          <w:p>
-            <w:pPr>
-              <w:rPr>
-                <w:sz w:val="20"/>
-                <w:szCs w:val="20"/>
-              </w:rPr>
-            </w:pPr>
-            <w:r>
-              <w:rPr>
-                <w:sz w:val="20"/>
-                <w:szCs w:val="20"/>
-              </w:rPr>
-              <w:t>Delivery</w:t>
-            </w:r>
-            <w:r>
-              <w:rPr>
-                <w:sz w:val="20"/>
-                <w:szCs w:val="20"/>
-              </w:rPr>
-              <w:t xml:space="preserve"> Person</w:t>
-            </w:r>
-            <w:r>
-              <w:rPr>
-                <w:sz w:val="20"/>
-                <w:szCs w:val="20"/>
-              </w:rPr>
-              <w:t xml:space="preserve"> </w:t>
-            </w:r>
-            <w:r>
-              <w:rPr>
-                <w:sz w:val="20"/>
-                <w:szCs w:val="20"/>
-              </w:rPr>
-              <w:t>Name</w:t>
-            </w:r>
-            <w:r>
-              <w:rPr>
-                <w:sz w:val="20"/>
-                <w:szCs w:val="20"/>
-              </w:rPr>
-              <w:t>: &lt;</w:t>
-            </w:r>
-            <w:proofErr w:type="spellStart"/>
-            <w:r>
-              <w:rPr>
-                <w:sz w:val="20"/>
-                <w:szCs w:val="20"/>
-              </w:rPr>
-              <w:t>DeliveryManName</w:t>
-            </w:r>
-            <w:proofErr w:type="spellEnd"/>
-            <w:r>
-              <w:rPr>
-                <w:sz w:val="20"/>
-                <w:szCs w:val="20"/>
-              </w:rPr>
-              <w:t>&gt;</w:t>
-            </w:r>
-          </w:p>
-          <w:p>
-            <w:pPr>
               <w:rPr>
                 <w:sz w:val="20"/>
                 <w:szCs w:val="20"/>
@@ -719,23 +562,7 @@
                 <w:sz w:val="20"/>
                 <w:szCs w:val="20"/>
               </w:rPr>
-              <w:t>: &lt;</w:t>
-            </w:r>
-            <w:proofErr w:type="spellStart"/>
-            <w:r>
-              <w:rPr>
-                <w:sz w:val="20"/>
-                <w:szCs w:val="20"/>
-              </w:rPr>
-              <w:t>MotorVehicleNo</w:t>
-            </w:r>
-            <w:proofErr w:type="spellEnd"/>
-            <w:r>
-              <w:rPr>
-                <w:sz w:val="20"/>
-                <w:szCs w:val="20"/>
-              </w:rPr>
-              <w:t>&gt;</w:t>
+              <w:t>: &lt;MotorVehicleNo&gt;</w:t>
             </w:r>
           </w:p>
         </w:tc>
@@ -746,7 +573,7 @@
         </w:trPr>
         <w:tc>
           <w:tcPr>
-            <w:tcW w:w="10990" w:type="dxa"/>
+            <w:tcW w:w="10773" w:type="dxa"/>
             <w:gridSpan w:val="2"/>
           </w:tcPr>
           <w:p>
@@ -805,7 +632,7 @@
         </w:trPr>
         <w:tc>
           <w:tcPr>
-            <w:tcW w:w="10990" w:type="dxa"/>
+            <w:tcW w:w="10773" w:type="dxa"/>
             <w:gridSpan w:val="2"/>
             <w:tcBorders>
               <w:bottom w:val="single" w:sz="4" w:space="0" w:color="auto"/>
@@ -831,25 +658,7 @@
                 <w:sz w:val="20"/>
                 <w:szCs w:val="20"/>
               </w:rPr>
-              <w:t>&lt;</w:t>
-            </w:r>
-            <w:proofErr w:type="spellStart"/>
-            <w:r>
-              <w:rPr>
-                <w:b/>
-                <w:sz w:val="20"/>
-                <w:szCs w:val="20"/>
-              </w:rPr>
-              <w:t>TotalAmountInWords</w:t>
-            </w:r>
-            <w:proofErr w:type="spellEnd"/>
-            <w:r>
-              <w:rPr>
-                <w:b/>
-                <w:sz w:val="20"/>
-                <w:szCs w:val="20"/>
-              </w:rPr>
-              <w:t>&gt;</w:t>
+              <w:t>&lt;TotalAmountInWords&gt;</w:t>
             </w:r>
             <w:r>
               <w:rPr>
@@ -874,7 +683,7 @@
         </w:trPr>
         <w:tc>
           <w:tcPr>
-            <w:tcW w:w="10990" w:type="dxa"/>
+            <w:tcW w:w="10773" w:type="dxa"/>
             <w:gridSpan w:val="2"/>
             <w:tcBorders>
               <w:bottom w:val="single" w:sz="4" w:space="0" w:color="auto"/>
@@ -931,7 +740,7 @@
                 <w:p>
                   <w:pPr>
                     <w:framePr w:hSpace="180" w:wrap="around" w:vAnchor="page" w:hAnchor="margin" w:xAlign="center" w:y="831"/>
-                    <w:jc w:val="right"/>
+                    <w:jc w:val="center"/>
                     <w:rPr>
                       <w:b/>
                       <w:bCs/>
@@ -945,9 +754,8 @@
                       <w:sz w:val="20"/>
                       <w:szCs w:val="20"/>
                     </w:rPr>
-                    <w:t>For &lt;</w:t>
+                    <w:t xml:space="preserve">                                               </w:t>
                   </w:r>
-                  <w:proofErr w:type="spellStart"/>
                   <w:r>
                     <w:rPr>
                       <w:rFonts w:ascii="Arial" w:hAnsi="Arial" w:cs="Arial"/>
@@ -956,9 +764,8 @@
                       <w:sz w:val="20"/>
                       <w:szCs w:val="20"/>
                     </w:rPr>
-                    <w:t>CompanyName</w:t>
+                    <w:t>For &lt;CompanyName</w:t>
                   </w:r>
-                  <w:proofErr w:type="spellEnd"/>
                   <w:r>
                     <w:rPr>
                       <w:b/>
@@ -1001,7 +808,7 @@
         </w:trPr>
         <w:tc>
           <w:tcPr>
-            <w:tcW w:w="10990" w:type="dxa"/>
+            <w:tcW w:w="10773" w:type="dxa"/>
             <w:gridSpan w:val="2"/>
             <w:tcBorders>
               <w:top w:val="dashed" w:sz="8" w:space="0" w:color="000000"/>
@@ -1025,31 +832,13 @@
               </w:rPr>
               <w:t xml:space="preserve">                                                          </w:t>
             </w:r>
-            <w:proofErr w:type="gramStart"/>
             <w:r>
               <w:rPr>
                 <w:sz w:val="18"/>
                 <w:szCs w:val="18"/>
               </w:rPr>
-              <w:t>✂  -</w:t>
-            </w:r>
-            <w:proofErr w:type="gramEnd"/>
-            <w:r>
-              <w:rPr>
-                <w:sz w:val="18"/>
-                <w:szCs w:val="18"/>
-              </w:rPr>
-              <w:t xml:space="preserve"> - - - - - - - - - - - - - - - - - - - - - - - - - - TEAR HERE - - - - - - - - - - - - - - - - - - - - - - - - - - </w:t>
-            </w:r>
-            <w:proofErr w:type="gramStart"/>
-            <w:r>
-              <w:rPr>
-                <w:sz w:val="18"/>
-                <w:szCs w:val="18"/>
-              </w:rPr>
-              <w:t>-  ✂</w:t>
-            </w:r>
-            <w:proofErr w:type="gramEnd"/>
+              <w:t>✂  - - - - - - - - - - - - - - - - - - - - - - - - - - - TEAR HERE - - - - - - - - - - - - - - - - - - - - - - - - - - -  ✂</w:t>
+            </w:r>
           </w:p>
         </w:tc>
       </w:tr>
@@ -1059,7 +848,7 @@
         </w:trPr>
         <w:tc>
           <w:tcPr>
-            <w:tcW w:w="10990" w:type="dxa"/>
+            <w:tcW w:w="10773" w:type="dxa"/>
             <w:gridSpan w:val="2"/>
             <w:tcBorders>
               <w:top w:val="nil"/>
@@ -1199,20 +988,8 @@
                 <w:sz w:val="20"/>
                 <w:szCs w:val="20"/>
               </w:rPr>
-              <w:t>&lt;</w:t>
-            </w:r>
-            <w:proofErr w:type="spellStart"/>
-            <w:r>
-              <w:rPr>
-                <w:rFonts w:ascii="Arial" w:hAnsi="Arial" w:cs="Arial"/>
-                <w:b/>
-                <w:bCs/>
-                <w:sz w:val="20"/>
-                <w:szCs w:val="20"/>
-              </w:rPr>
-              <w:t>CompanyName</w:t>
-            </w:r>
-            <w:proofErr w:type="spellEnd"/>
+              <w:t>&lt;CompanyName</w:t>
+            </w:r>
             <w:r>
               <w:rPr>
                 <w:b/>
@@ -1241,25 +1018,7 @@
                 <w:b/>
                 <w:bCs/>
               </w:rPr>
-              <w:t>&lt;</w:t>
-            </w:r>
-            <w:proofErr w:type="spellStart"/>
-            <w:r>
-              <w:rPr>
-                <w:rFonts w:cstheme="minorHAnsi"/>
-                <w:b/>
-                <w:bCs/>
-              </w:rPr>
-              <w:t>ManufacturersOf</w:t>
-            </w:r>
-            <w:proofErr w:type="spellEnd"/>
-            <w:r>
-              <w:rPr>
-                <w:rFonts w:cstheme="minorHAnsi"/>
-                <w:b/>
-                <w:bCs/>
-              </w:rPr>
-              <w:t>&gt;,</w:t>
+              <w:t>&lt;ManufacturersOf&gt;,</w:t>
             </w:r>
           </w:p>
           <w:p>
@@ -1284,7 +1043,7 @@
         </w:tc>
         <w:tc>
           <w:tcPr>
-            <w:tcW w:w="4751" w:type="dxa"/>
+            <w:tcW w:w="4535" w:type="dxa"/>
             <w:tcBorders>
               <w:left w:val="single" w:sz="4" w:space="0" w:color="auto"/>
             </w:tcBorders>
@@ -1394,7 +1153,7 @@
                 <w:b/>
                 <w:bCs/>
               </w:rPr>
-              <w:t xml:space="preserve">  </w:t>
+              <w:t xml:space="preserve"> </w:t>
             </w:r>
             <w:r>
               <w:rPr>
@@ -1402,59 +1161,13 @@
                 <w:b/>
                 <w:bCs/>
               </w:rPr>
-              <w:t xml:space="preserve"> </w:t>
+              <w:t>Email:</w:t>
             </w:r>
             <w:r>
               <w:rPr>
                 <w:rFonts w:cstheme="minorHAnsi"/>
-                <w:b/>
-                <w:bCs/>
-              </w:rPr>
-              <w:t xml:space="preserve">  </w:t>
-            </w:r>
-            <w:r>
-              <w:rPr>
-                <w:rFonts w:cstheme="minorHAnsi"/>
-                <w:b/>
-                <w:bCs/>
-              </w:rPr>
-              <w:t xml:space="preserve"> </w:t>
-            </w:r>
-            <w:r>
-              <w:rPr>
-                <w:rFonts w:cstheme="minorHAnsi"/>
-                <w:b/>
-                <w:bCs/>
-              </w:rPr>
-              <w:t xml:space="preserve"> </w:t>
-            </w:r>
-            <w:r>
-              <w:rPr>
-                <w:rFonts w:cstheme="minorHAnsi"/>
-                <w:b/>
-                <w:bCs/>
-              </w:rPr>
-              <w:t>Email:</w:t>
-            </w:r>
-            <w:r>
-              <w:rPr>
-                <w:rFonts w:cstheme="minorHAnsi"/>
-              </w:rPr>
-              <w:t xml:space="preserve"> &lt;</w:t>
-            </w:r>
-            <w:proofErr w:type="spellStart"/>
-            <w:r>
-              <w:rPr>
-                <w:rFonts w:cstheme="minorHAnsi"/>
-              </w:rPr>
-              <w:t>EMail</w:t>
-            </w:r>
-            <w:proofErr w:type="spellEnd"/>
-            <w:r>
-              <w:rPr>
-                <w:rFonts w:cstheme="minorHAnsi"/>
-              </w:rPr>
-              <w:t>&gt;</w:t>
+              </w:rPr>
+              <w:t xml:space="preserve"> &lt;EMail&gt;</w:t>
             </w:r>
           </w:p>
           <w:p>
@@ -1465,30 +1178,6 @@
                 <w:szCs w:val="24"/>
               </w:rPr>
             </w:pPr>
-            <w:r>
-              <w:rPr>
-                <w:rFonts w:cstheme="minorHAnsi"/>
-                <w:b/>
-                <w:bCs/>
-              </w:rPr>
-              <w:t xml:space="preserve">   </w:t>
-            </w:r>
-            <w:r>
-              <w:rPr>
-                <w:rFonts w:cstheme="minorHAnsi"/>
-                <w:b/>
-                <w:bCs/>
-              </w:rPr>
-              <w:t xml:space="preserve">  </w:t>
-            </w:r>
-            <w:r>
-              <w:rPr>
-                <w:rFonts w:cstheme="minorHAnsi"/>
-                <w:b/>
-                <w:bCs/>
-              </w:rPr>
-              <w:t xml:space="preserve"> </w:t>
-            </w:r>
             <w:r>
               <w:rPr>
                 <w:rFonts w:cstheme="minorHAnsi"/>
@@ -1561,29 +1250,13 @@
                 <w:b/>
                 <w:bCs/>
               </w:rPr>
-              <w:t>&lt;</w:t>
-            </w:r>
-            <w:proofErr w:type="spellStart"/>
-            <w:r>
-              <w:rPr>
-                <w:b/>
-                <w:bCs/>
-              </w:rPr>
-              <w:t>ConsigneeDetails</w:t>
-            </w:r>
-            <w:proofErr w:type="spellEnd"/>
-            <w:r>
-              <w:rPr>
-                <w:b/>
-                <w:bCs/>
-              </w:rPr>
-              <w:t>&gt;</w:t>
+              <w:t>&lt;ConsigneeDetails&gt;</w:t>
             </w:r>
           </w:p>
         </w:tc>
         <w:tc>
           <w:tcPr>
-            <w:tcW w:w="4751" w:type="dxa"/>
+            <w:tcW w:w="4535" w:type="dxa"/>
             <w:tcBorders>
               <w:left w:val="single" w:sz="4" w:space="0" w:color="auto"/>
             </w:tcBorders>
@@ -1601,17 +1274,81 @@
                 <w:sz w:val="20"/>
                 <w:szCs w:val="20"/>
               </w:rPr>
-              <w:t>Delivery Challan No: &lt;</w:t>
-            </w:r>
-            <w:proofErr w:type="spellStart"/>
-            <w:r>
-              <w:rPr>
-                <w:sz w:val="20"/>
-                <w:szCs w:val="20"/>
-              </w:rPr>
-              <w:t>DispatchDocNo</w:t>
-            </w:r>
-            <w:proofErr w:type="spellEnd"/>
+              <w:t>Delivery Challan No: &lt;DispatchDocNo&gt;</w:t>
+            </w:r>
+          </w:p>
+          <w:p>
+            <w:pPr>
+              <w:spacing w:line="276" w:lineRule="auto"/>
+              <w:rPr>
+                <w:sz w:val="20"/>
+                <w:szCs w:val="20"/>
+              </w:rPr>
+            </w:pPr>
+            <w:r>
+              <w:rPr>
+                <w:sz w:val="20"/>
+                <w:szCs w:val="20"/>
+              </w:rPr>
+              <w:t>Delivery Challen Date: &lt;DeliveryNoteDate&gt;</w:t>
+            </w:r>
+          </w:p>
+          <w:p>
+            <w:pPr>
+              <w:rPr>
+                <w:sz w:val="20"/>
+                <w:szCs w:val="20"/>
+              </w:rPr>
+            </w:pPr>
+            <w:r>
+              <w:rPr>
+                <w:sz w:val="20"/>
+                <w:szCs w:val="20"/>
+              </w:rPr>
+              <w:t>Delivery</w:t>
+            </w:r>
+            <w:r>
+              <w:rPr>
+                <w:sz w:val="20"/>
+                <w:szCs w:val="20"/>
+              </w:rPr>
+              <w:t xml:space="preserve"> </w:t>
+            </w:r>
+            <w:r>
+              <w:rPr>
+                <w:sz w:val="20"/>
+                <w:szCs w:val="20"/>
+              </w:rPr>
+              <w:t>Person</w:t>
+            </w:r>
+            <w:r>
+              <w:rPr>
+                <w:sz w:val="20"/>
+                <w:szCs w:val="20"/>
+              </w:rPr>
+              <w:t xml:space="preserve"> </w:t>
+            </w:r>
+            <w:r>
+              <w:rPr>
+                <w:sz w:val="20"/>
+                <w:szCs w:val="20"/>
+              </w:rPr>
+              <w:t>Name</w:t>
+            </w:r>
+            <w:r>
+              <w:rPr>
+                <w:sz w:val="20"/>
+                <w:szCs w:val="20"/>
+              </w:rPr>
+              <w:t>: &lt;</w:t>
+            </w:r>
+            <w:r>
+              <w:rPr>
+                <w:sz w:val="20"/>
+                <w:szCs w:val="20"/>
+              </w:rPr>
+              <w:t>DeliveryManName</w:t>
+            </w:r>
             <w:r>
               <w:rPr>
                 <w:sz w:val="20"/>
@@ -1622,104 +1359,6 @@
           </w:p>
           <w:p>
             <w:pPr>
-              <w:spacing w:line="276" w:lineRule="auto"/>
-              <w:rPr>
-                <w:sz w:val="20"/>
-                <w:szCs w:val="20"/>
-              </w:rPr>
-            </w:pPr>
-            <w:r>
-              <w:rPr>
-                <w:sz w:val="20"/>
-                <w:szCs w:val="20"/>
-              </w:rPr>
-              <w:t>Delivery Challen Date: &lt;</w:t>
-            </w:r>
-            <w:proofErr w:type="spellStart"/>
-            <w:r>
-              <w:rPr>
-                <w:sz w:val="20"/>
-                <w:szCs w:val="20"/>
-              </w:rPr>
-              <w:t>DeliveryNoteDate</w:t>
-            </w:r>
-            <w:proofErr w:type="spellEnd"/>
-            <w:r>
-              <w:rPr>
-                <w:sz w:val="20"/>
-                <w:szCs w:val="20"/>
-              </w:rPr>
-              <w:t>&gt;</w:t>
-            </w:r>
-          </w:p>
-          <w:p>
-            <w:pPr>
-              <w:rPr>
-                <w:sz w:val="20"/>
-                <w:szCs w:val="20"/>
-              </w:rPr>
-            </w:pPr>
-            <w:r>
-              <w:rPr>
-                <w:sz w:val="20"/>
-                <w:szCs w:val="20"/>
-              </w:rPr>
-              <w:t>Delivery</w:t>
-            </w:r>
-            <w:r>
-              <w:rPr>
-                <w:sz w:val="20"/>
-                <w:szCs w:val="20"/>
-              </w:rPr>
-              <w:t xml:space="preserve"> </w:t>
-            </w:r>
-            <w:r>
-              <w:rPr>
-                <w:sz w:val="20"/>
-                <w:szCs w:val="20"/>
-              </w:rPr>
-              <w:t>Person</w:t>
-            </w:r>
-            <w:r>
-              <w:rPr>
-                <w:sz w:val="20"/>
-                <w:szCs w:val="20"/>
-              </w:rPr>
-              <w:t xml:space="preserve"> </w:t>
-            </w:r>
-            <w:r>
-              <w:rPr>
-                <w:sz w:val="20"/>
-                <w:szCs w:val="20"/>
-              </w:rPr>
-              <w:t>Name</w:t>
-            </w:r>
-            <w:r>
-              <w:rPr>
-                <w:sz w:val="20"/>
-                <w:szCs w:val="20"/>
-              </w:rPr>
-              <w:t>: &lt;</w:t>
-            </w:r>
-            <w:proofErr w:type="spellStart"/>
-            <w:r>
-              <w:rPr>
-                <w:sz w:val="20"/>
-                <w:szCs w:val="20"/>
-              </w:rPr>
-              <w:t>DeliveryManName</w:t>
-            </w:r>
-            <w:proofErr w:type="spellEnd"/>
-            <w:r>
-              <w:rPr>
-                <w:sz w:val="20"/>
-                <w:szCs w:val="20"/>
-              </w:rPr>
-              <w:t>&gt;</w:t>
-            </w:r>
-          </w:p>
-          <w:p>
-            <w:pPr>
               <w:rPr>
                 <w:sz w:val="20"/>
                 <w:szCs w:val="20"/>
@@ -1744,23 +1383,7 @@
                 <w:sz w:val="20"/>
                 <w:szCs w:val="20"/>
               </w:rPr>
-              <w:t>: &lt;</w:t>
-            </w:r>
-            <w:proofErr w:type="spellStart"/>
-            <w:r>
-              <w:rPr>
-                <w:sz w:val="20"/>
-                <w:szCs w:val="20"/>
-              </w:rPr>
-              <w:t>MotorVehicleNo</w:t>
-            </w:r>
-            <w:proofErr w:type="spellEnd"/>
-            <w:r>
-              <w:rPr>
-                <w:sz w:val="20"/>
-                <w:szCs w:val="20"/>
-              </w:rPr>
-              <w:t>&gt;</w:t>
+              <w:t>: &lt;MotorVehicleNo&gt;</w:t>
             </w:r>
           </w:p>
         </w:tc>
@@ -1771,7 +1394,7 @@
         </w:trPr>
         <w:tc>
           <w:tcPr>
-            <w:tcW w:w="10990" w:type="dxa"/>
+            <w:tcW w:w="10773" w:type="dxa"/>
             <w:gridSpan w:val="2"/>
           </w:tcPr>
           <w:p>
@@ -1830,7 +1453,7 @@
         </w:trPr>
         <w:tc>
           <w:tcPr>
-            <w:tcW w:w="10990" w:type="dxa"/>
+            <w:tcW w:w="10773" w:type="dxa"/>
             <w:gridSpan w:val="2"/>
             <w:tcBorders>
               <w:bottom w:val="single" w:sz="4" w:space="0" w:color="auto"/>
@@ -1856,25 +1479,7 @@
                 <w:sz w:val="20"/>
                 <w:szCs w:val="20"/>
               </w:rPr>
-              <w:t>&lt;</w:t>
-            </w:r>
-            <w:proofErr w:type="spellStart"/>
-            <w:r>
-              <w:rPr>
-                <w:b/>
-                <w:sz w:val="20"/>
-                <w:szCs w:val="20"/>
-              </w:rPr>
-              <w:t>TotalAmountInWords</w:t>
-            </w:r>
-            <w:proofErr w:type="spellEnd"/>
-            <w:r>
-              <w:rPr>
-                <w:b/>
-                <w:sz w:val="20"/>
-                <w:szCs w:val="20"/>
-              </w:rPr>
-              <w:t>&gt;</w:t>
+              <w:t>&lt;TotalAmountInWords&gt;</w:t>
             </w:r>
             <w:r>
               <w:rPr>
@@ -1899,7 +1504,7 @@
         </w:trPr>
         <w:tc>
           <w:tcPr>
-            <w:tcW w:w="10990" w:type="dxa"/>
+            <w:tcW w:w="10773" w:type="dxa"/>
             <w:gridSpan w:val="2"/>
           </w:tcPr>
           <w:tbl>
@@ -1953,7 +1558,7 @@
                 <w:p>
                   <w:pPr>
                     <w:framePr w:hSpace="180" w:wrap="around" w:vAnchor="page" w:hAnchor="margin" w:xAlign="center" w:y="831"/>
-                    <w:jc w:val="right"/>
+                    <w:jc w:val="center"/>
                     <w:rPr>
                       <w:b/>
                       <w:bCs/>
@@ -1967,9 +1572,8 @@
                       <w:sz w:val="20"/>
                       <w:szCs w:val="20"/>
                     </w:rPr>
-                    <w:t>For &lt;</w:t>
+                    <w:t xml:space="preserve">                                                </w:t>
                   </w:r>
-                  <w:proofErr w:type="spellStart"/>
                   <w:r>
                     <w:rPr>
                       <w:rFonts w:ascii="Arial" w:hAnsi="Arial" w:cs="Arial"/>
@@ -1978,9 +1582,8 @@
                       <w:sz w:val="20"/>
                       <w:szCs w:val="20"/>
                     </w:rPr>
-                    <w:t>CompanyName</w:t>
+                    <w:t>For &lt;CompanyName</w:t>
                   </w:r>
-                  <w:proofErr w:type="spellEnd"/>
                   <w:r>
                     <w:rPr>
                       <w:b/>
